--- a/00-首页/题组Word/第二轮习题集/第二轮习题集-结构化学二-学生版.docx
+++ b/00-首页/题组Word/第二轮习题集/第二轮习题集-结构化学二-学生版.docx
@@ -2,7 +2,7 @@
 <file path=word/document.xml><?xml version="1.0" encoding="utf-8"?>
 <w:document xmlns:w="http://schemas.openxmlformats.org/wordprocessingml/2006/main" xmlns:m="http://schemas.openxmlformats.org/officeDocument/2006/math" xmlns:r="http://schemas.openxmlformats.org/officeDocument/2006/relationships" xmlns:o="urn:schemas-microsoft-com:office:office" xmlns:v="urn:schemas-microsoft-com:vml" xmlns:w10="urn:schemas-microsoft-com:office:word" xmlns:a="http://schemas.openxmlformats.org/drawingml/2006/main" xmlns:pic="http://schemas.openxmlformats.org/drawingml/2006/picture" xmlns:wp="http://schemas.openxmlformats.org/drawingml/2006/wordprocessingDrawing">
   <w:body>
-    <w:bookmarkStart w:id="41" w:name="第二轮习题集-结构化学二"/>
+    <w:bookmarkStart w:id="43" w:name="第二轮习题集-结构化学二"/>
     <w:p>
       <w:pPr>
         <w:pStyle w:val="Heading1"/>
@@ -440,15 +440,25 @@
         <w:rPr>
           <w:rFonts w:ascii="Times New Roman" w:hAnsi="Times New Roman" w:eastAsia="Times New Roman" w:cs="Times New Roman"/>
         </w:rPr>
-        <w:t xml:space="preserve"> CH</w:t>
-      </w:r>
-      <w:r>
-        <w:rPr>
-          <w:rFonts w:ascii="Times New Roman" w:hAnsi="Times New Roman" w:eastAsia="Times New Roman" w:cs="Times New Roman"/>
-          <w:vertAlign w:val="subscript"/>
-        </w:rPr>
-        <w:t>4</w:t>
-      </w:r>
+        <w:t xml:space="preserve"> </w:t>
+      </w:r>
+      <m:oMath>
+        <m:r>
+          <m:t>C</m:t>
+        </m:r>
+        <m:sSub>
+          <m:e>
+            <m:r>
+              <m:t>H</m:t>
+            </m:r>
+          </m:e>
+          <m:sub>
+            <m:r>
+              <m:t>4</m:t>
+            </m:r>
+          </m:sub>
+        </m:sSub>
+      </m:oMath>
       <w:r>
         <w:rPr>
           <w:rFonts w:ascii="Times New Roman" w:hAnsi="Times New Roman" w:eastAsia="Times New Roman" w:cs="Times New Roman"/>
@@ -1815,7 +1825,7 @@
       </w:r>
     </w:p>
     <w:bookmarkEnd w:id="21"/>
-    <w:bookmarkStart w:id="23" w:name="第-7-题"/>
+    <w:bookmarkStart w:id="22" w:name="第-7-题"/>
     <w:p>
       <w:pPr>
         <w:pStyle w:val="Heading2"/>
@@ -2282,79 +2292,16 @@
         </m:sSub>
       </m:oMath>
     </w:p>
+    <w:bookmarkEnd w:id="22"/>
+    <w:bookmarkStart w:id="24" w:name="第-8-题"/>
     <w:p>
       <w:pPr>
-        <w:pStyle w:val="FirstParagraph"/>
-      </w:pPr>
-      <w:r>
-        <w:rPr>
-          <w:rFonts w:ascii="Times New Roman" w:hAnsi="Times New Roman" w:eastAsia="Times New Roman" w:cs="Times New Roman"/>
-        </w:rPr>
-        <w:t xml:space="preserve">used_in:</w:t>
-      </w:r>
-      <w:r>
-        <w:rPr>
-          <w:rFonts w:ascii="Times New Roman" w:hAnsi="Times New Roman" w:eastAsia="Times New Roman" w:cs="Times New Roman"/>
-        </w:rPr>
-        <w:t xml:space="preserve"> </w:t>
-      </w:r>
-      <w:r>
-        <w:rPr>
-          <w:rFonts w:hint="eastAsia" w:ascii="Times New Roman" w:hAnsi="Times New Roman" w:eastAsia="Times New Roman" w:cs="Times New Roman"/>
-        </w:rPr>
-        <w:t>“</w:t>
-      </w:r>
-      <w:r>
-        <w:rPr>
-          <w:rFonts w:hint="eastAsia" w:ascii="Times New Roman" w:hAnsi="Times New Roman" w:eastAsia="FangSong" w:cs="Times New Roman"/>
-        </w:rPr>
-        <w:t>第二轮习题集</w:t>
-      </w:r>
-      <w:r>
-        <w:rPr>
-          <w:rFonts w:hint="eastAsia" w:ascii="Times New Roman" w:hAnsi="Times New Roman" w:eastAsia="Times New Roman" w:cs="Times New Roman"/>
-        </w:rPr>
-        <w:t>-</w:t>
-      </w:r>
-      <w:r>
-        <w:rPr>
-          <w:rFonts w:hint="eastAsia" w:ascii="Times New Roman" w:hAnsi="Times New Roman" w:eastAsia="FangSong" w:cs="Times New Roman"/>
-        </w:rPr>
-        <w:t>结构化学二</w:t>
-      </w:r>
-      <w:r>
-        <w:rPr>
-          <w:rFonts w:hint="eastAsia" w:ascii="Times New Roman" w:hAnsi="Times New Roman" w:eastAsia="Times New Roman" w:cs="Times New Roman"/>
-        </w:rPr>
-        <w:t>”</w:t>
-      </w:r>
-      <w:r>
-        <w:rPr>
-          <w:rFonts w:ascii="Times New Roman" w:hAnsi="Times New Roman" w:eastAsia="Times New Roman" w:cs="Times New Roman"/>
-        </w:rPr>
-        <w:t xml:space="preserve"> </w:t>
-      </w:r>
-      <w:r>
-        <w:rPr>
-          <w:rFonts w:ascii="Times New Roman" w:hAnsi="Times New Roman" w:eastAsia="Times New Roman" w:cs="Times New Roman"/>
-        </w:rPr>
-        <w:t xml:space="preserve">___</w:t>
-      </w:r>
-      <w:r>
-        <w:rPr>
-          <w:rFonts w:ascii="Times New Roman" w:hAnsi="Times New Roman" w:eastAsia="Times New Roman" w:cs="Times New Roman"/>
-        </w:rPr>
-        <w:t xml:space="preserve"> </w:t>
-      </w:r>
-      <w:r>
-        <w:rPr>
-          <w:rFonts w:ascii="Times New Roman" w:hAnsi="Times New Roman" w:eastAsia="Times New Roman" w:cs="Times New Roman"/>
-        </w:rPr>
-        <w:t xml:space="preserve">## </w:t>
-      </w:r>
-      <w:r>
-        <w:rPr>
-          <w:rFonts w:hint="eastAsia" w:ascii="Times New Roman" w:hAnsi="Times New Roman" w:eastAsia="FangSong" w:cs="Times New Roman"/>
+        <w:pStyle w:val="Heading2"/>
+        <w:spacing w:before="280" w:after="120"/>
+      </w:pPr>
+      <w:r>
+        <w:rPr>
+          <w:rFonts w:hint="eastAsia" w:ascii="Times New Roman" w:hAnsi="Times New Roman" w:eastAsia="SimHei" w:cs="Times New Roman"/>
         </w:rPr>
         <w:t xml:space="preserve">第</w:t>
       </w:r>
@@ -2366,7 +2313,7 @@
       </w:r>
       <w:r>
         <w:rPr>
-          <w:rFonts w:hint="eastAsia" w:ascii="Times New Roman" w:hAnsi="Times New Roman" w:eastAsia="FangSong" w:cs="Times New Roman"/>
+          <w:rFonts w:hint="eastAsia" w:ascii="Times New Roman" w:hAnsi="Times New Roman" w:eastAsia="SimHei" w:cs="Times New Roman"/>
         </w:rPr>
         <w:t xml:space="preserve">题</w:t>
       </w:r>
@@ -2495,7 +2442,7 @@
         <w:t>）</w:t>
       </w:r>
     </w:p>
-    <w:bookmarkStart w:id="22" w:name="理想气体偏离条件"/>
+    <w:bookmarkStart w:id="23" w:name="理想气体偏离条件"/>
     <w:p>
       <w:pPr>
         <w:pStyle w:val="Heading3"/>
@@ -2543,9 +2490,9 @@
         <w:t>？</w:t>
       </w:r>
     </w:p>
-    <w:bookmarkEnd w:id="22"/>
     <w:bookmarkEnd w:id="23"/>
-    <w:bookmarkStart w:id="24" w:name="第-9-题"/>
+    <w:bookmarkEnd w:id="24"/>
+    <w:bookmarkStart w:id="25" w:name="第-9-题"/>
     <w:p>
       <w:pPr>
         <w:pStyle w:val="Heading2"/>
@@ -3313,8 +3260,8 @@
         <w:t>。</w:t>
       </w:r>
     </w:p>
-    <w:bookmarkEnd w:id="24"/>
-    <w:bookmarkStart w:id="25" w:name="第-10-题"/>
+    <w:bookmarkEnd w:id="25"/>
+    <w:bookmarkStart w:id="26" w:name="第-10-题"/>
     <w:p>
       <w:pPr>
         <w:pStyle w:val="Heading2"/>
@@ -3515,8 +3462,8 @@
         <w:t>。</w:t>
       </w:r>
     </w:p>
-    <w:bookmarkEnd w:id="25"/>
-    <w:bookmarkStart w:id="26" w:name="第-11-题"/>
+    <w:bookmarkEnd w:id="26"/>
+    <w:bookmarkStart w:id="27" w:name="第-11-题"/>
     <w:p>
       <w:pPr>
         <w:pStyle w:val="Heading2"/>
@@ -3613,8 +3560,8 @@
         </w:pict>
       </w:r>
     </w:p>
-    <w:bookmarkEnd w:id="26"/>
-    <w:bookmarkStart w:id="27" w:name="section"/>
+    <w:bookmarkEnd w:id="27"/>
+    <w:bookmarkStart w:id="28" w:name="section"/>
     <w:p>
       <w:pPr>
         <w:pStyle w:val="Heading2"/>
@@ -3935,8 +3882,8 @@
         <w:t>。</w:t>
       </w:r>
     </w:p>
-    <w:bookmarkEnd w:id="27"/>
-    <w:bookmarkStart w:id="28" w:name="第-12-题"/>
+    <w:bookmarkEnd w:id="28"/>
+    <w:bookmarkStart w:id="29" w:name="第-12-题"/>
     <w:p>
       <w:pPr>
         <w:pStyle w:val="Heading2"/>
@@ -4172,14 +4119,7 @@
         <w:rPr>
           <w:rFonts w:ascii="Times New Roman" w:hAnsi="Times New Roman" w:eastAsia="Times New Roman" w:cs="Times New Roman"/>
         </w:rPr>
-        <w:t xml:space="preserve"> 10% SnO</w:t>
-      </w:r>
-      <w:r>
-        <w:rPr>
-          <w:rFonts w:ascii="Times New Roman" w:hAnsi="Times New Roman" w:eastAsia="Times New Roman" w:cs="Times New Roman"/>
-          <w:vertAlign w:val="subscript"/>
-        </w:rPr>
-        <w:t>2</w:t>
+        <w:t xml:space="preserve"> 10%</w:t>
       </w:r>
       <w:r>
         <w:rPr>
@@ -4187,6 +4127,32 @@
         </w:rPr>
         <w:t xml:space="preserve"> </w:t>
       </w:r>
+      <m:oMath>
+        <m:r>
+          <m:t>S</m:t>
+        </m:r>
+        <m:r>
+          <m:t>n</m:t>
+        </m:r>
+        <m:sSub>
+          <m:e>
+            <m:r>
+              <m:t>O</m:t>
+            </m:r>
+          </m:e>
+          <m:sub>
+            <m:r>
+              <m:t>2</m:t>
+            </m:r>
+          </m:sub>
+        </m:sSub>
+      </m:oMath>
+      <w:r>
+        <w:rPr>
+          <w:rFonts w:ascii="Times New Roman" w:hAnsi="Times New Roman" w:eastAsia="Times New Roman" w:cs="Times New Roman"/>
+        </w:rPr>
+        <w:t xml:space="preserve"> </w:t>
+      </w:r>
       <w:r>
         <w:rPr>
           <w:rFonts w:hint="eastAsia" w:ascii="Times New Roman" w:hAnsi="Times New Roman" w:eastAsia="Times New Roman" w:cs="Times New Roman"/>
@@ -4206,18 +4172,8 @@
         <w:t>)。</w:t>
       </w:r>
     </w:p>
-    <w:p>
-      <w:pPr>
-        <w:spacing w:before="160" w:after="80"/>
-      </w:pPr>
-      <w:r>
-        <w:pict>
-          <v:rect style="width:0;height:1.5pt" o:hralign="center" o:hrstd="t" o:hr="t"/>
-        </w:pict>
-      </w:r>
-    </w:p>
-    <w:bookmarkEnd w:id="28"/>
-    <w:bookmarkStart w:id="29" w:name="第-13-题"/>
+    <w:bookmarkEnd w:id="29"/>
+    <w:bookmarkStart w:id="30" w:name="第-13-题"/>
     <w:p>
       <w:pPr>
         <w:pStyle w:val="Heading2"/>
@@ -4809,187 +4765,51 @@
         <w:rPr>
           <w:rFonts w:ascii="Times New Roman" w:hAnsi="Times New Roman" w:eastAsia="Times New Roman" w:cs="Times New Roman"/>
         </w:rPr>
-        <w:t>(6) CsTeF</w:t>
-      </w:r>
-      <w:r>
-        <w:rPr>
-          <w:rFonts w:ascii="Times New Roman" w:hAnsi="Times New Roman" w:eastAsia="Times New Roman" w:cs="Times New Roman"/>
-          <w:vertAlign w:val="subscript"/>
-        </w:rPr>
-        <w:t>5</w:t>
-      </w:r>
+        <w:t xml:space="preserve">(6)</w:t>
+      </w:r>
+      <w:r>
+        <w:rPr>
+          <w:rFonts w:ascii="Times New Roman" w:hAnsi="Times New Roman" w:eastAsia="Times New Roman" w:cs="Times New Roman"/>
+        </w:rPr>
+        <w:t xml:space="preserve"> </w:t>
+      </w:r>
+      <m:oMath>
+        <m:oMathPr>
+          <m:ctrlPr>
+            <w:rPr>
+              <w:sz w:val="28"/>
+              <w:szCs w:val="28"/>
+            </w:rPr>
+          </m:ctrlPr>
+        </m:oMathPr>
+        <m:r>
+          <m:t>C</m:t>
+        </m:r>
+        <m:r>
+          <m:t>s</m:t>
+        </m:r>
+        <m:r>
+          <m:t>T</m:t>
+        </m:r>
+        <m:r>
+          <m:t>e</m:t>
+        </m:r>
+        <m:sSub>
+          <m:e>
+            <m:r>
+              <m:t>F</m:t>
+            </m:r>
+          </m:e>
+          <m:sub>
+            <m:r>
+              <m:t>5</m:t>
+            </m:r>
+          </m:sub>
+        </m:sSub>
+      </m:oMath>
     </w:p>
-    <w:p>
-      <w:pPr>
-        <w:pStyle w:val="BodyText"/>
-      </w:pPr>
-      <w:r>
-        <w:rPr>
-          <w:rFonts w:hint="eastAsia" w:ascii="Times New Roman" w:hAnsi="Times New Roman" w:eastAsia="FangSong" w:cs="Times New Roman"/>
-          <w:b/>
-          <w:bCs/>
-        </w:rPr>
-        <w:t xml:space="preserve">答案</w:t>
-      </w:r>
-      <w:r>
-        <w:rPr>
-          <w:rFonts w:hint="eastAsia" w:ascii="Times New Roman" w:hAnsi="Times New Roman" w:eastAsia="Times New Roman" w:cs="Times New Roman"/>
-        </w:rPr>
-        <w:t>：(1)</w:t>
-      </w:r>
-      <w:r>
-        <w:rPr>
-          <w:rFonts w:hint="eastAsia" w:ascii="Times New Roman" w:hAnsi="Times New Roman" w:eastAsia="FangSong" w:cs="Times New Roman"/>
-        </w:rPr>
-        <w:t>硫酸一溴</w:t>
-      </w:r>
-      <w:r>
-        <w:rPr>
-          <w:rFonts w:hint="eastAsia" w:ascii="Times New Roman" w:hAnsi="Times New Roman" w:eastAsia="Times New Roman" w:cs="Times New Roman"/>
-        </w:rPr>
-        <w:t>·</w:t>
-      </w:r>
-      <w:r>
-        <w:rPr>
-          <w:rFonts w:hint="eastAsia" w:ascii="Times New Roman" w:hAnsi="Times New Roman" w:eastAsia="FangSong" w:cs="Times New Roman"/>
-        </w:rPr>
-        <w:t>五氨合钴</w:t>
-      </w:r>
-      <w:r>
-        <w:rPr>
-          <w:rFonts w:hint="eastAsia" w:ascii="Times New Roman" w:hAnsi="Times New Roman" w:eastAsia="Times New Roman" w:cs="Times New Roman"/>
-        </w:rPr>
-        <w:t>(Ⅲ)(2)</w:t>
-      </w:r>
-      <w:r>
-        <w:rPr>
-          <w:rFonts w:hint="eastAsia" w:ascii="Times New Roman" w:hAnsi="Times New Roman" w:eastAsia="FangSong" w:cs="Times New Roman"/>
-        </w:rPr>
-        <w:t>氯化二氯</w:t>
-      </w:r>
-      <w:r>
-        <w:rPr>
-          <w:rFonts w:hint="eastAsia" w:ascii="Times New Roman" w:hAnsi="Times New Roman" w:eastAsia="Times New Roman" w:cs="Times New Roman"/>
-        </w:rPr>
-        <w:t>·</w:t>
-      </w:r>
-      <w:r>
-        <w:rPr>
-          <w:rFonts w:hint="eastAsia" w:ascii="Times New Roman" w:hAnsi="Times New Roman" w:eastAsia="FangSong" w:cs="Times New Roman"/>
-        </w:rPr>
-        <w:t>二乙二胺合铬</w:t>
-      </w:r>
-      <w:r>
-        <w:rPr>
-          <w:rFonts w:hint="eastAsia" w:ascii="Times New Roman" w:hAnsi="Times New Roman" w:eastAsia="Times New Roman" w:cs="Times New Roman"/>
-        </w:rPr>
-        <w:t>(Ⅲ)(3)</w:t>
-      </w:r>
-      <w:r>
-        <w:rPr>
-          <w:rFonts w:hint="eastAsia" w:ascii="Times New Roman" w:hAnsi="Times New Roman" w:eastAsia="FangSong" w:cs="Times New Roman"/>
-        </w:rPr>
-        <w:t>四氯合铂</w:t>
-      </w:r>
-      <w:r>
-        <w:rPr>
-          <w:rFonts w:hint="eastAsia" w:ascii="Times New Roman" w:hAnsi="Times New Roman" w:eastAsia="Times New Roman" w:cs="Times New Roman"/>
-        </w:rPr>
-        <w:t>(Ⅱ)</w:t>
-      </w:r>
-      <w:r>
-        <w:rPr>
-          <w:rFonts w:hint="eastAsia" w:ascii="Times New Roman" w:hAnsi="Times New Roman" w:eastAsia="FangSong" w:cs="Times New Roman"/>
-        </w:rPr>
-        <w:t>酸四吡啶合铂</w:t>
-      </w:r>
-      <w:r>
-        <w:rPr>
-          <w:rFonts w:hint="eastAsia" w:ascii="Times New Roman" w:hAnsi="Times New Roman" w:eastAsia="Times New Roman" w:cs="Times New Roman"/>
-        </w:rPr>
-        <w:t>(Ⅱ)(4)</w:t>
-      </w:r>
-      <w:r>
-        <w:rPr>
-          <w:rFonts w:hint="eastAsia" w:ascii="Times New Roman" w:hAnsi="Times New Roman" w:eastAsia="FangSong" w:cs="Times New Roman"/>
-        </w:rPr>
-        <w:t>六氟合镍</w:t>
-      </w:r>
-      <w:r>
-        <w:rPr>
-          <w:rFonts w:hint="eastAsia" w:ascii="Times New Roman" w:hAnsi="Times New Roman" w:eastAsia="Times New Roman" w:cs="Times New Roman"/>
-        </w:rPr>
-        <w:t>(Ⅳ)</w:t>
-      </w:r>
-      <w:r>
-        <w:rPr>
-          <w:rFonts w:hint="eastAsia" w:ascii="Times New Roman" w:hAnsi="Times New Roman" w:eastAsia="FangSong" w:cs="Times New Roman"/>
-        </w:rPr>
-        <w:t>酸钾</w:t>
-      </w:r>
-      <w:r>
-        <w:rPr>
-          <w:rFonts w:hint="eastAsia" w:ascii="Times New Roman" w:hAnsi="Times New Roman" w:eastAsia="Times New Roman" w:cs="Times New Roman"/>
-        </w:rPr>
-        <w:t>(5)</w:t>
-      </w:r>
-      <w:r>
-        <w:rPr>
-          <w:rFonts w:hint="eastAsia" w:ascii="Times New Roman" w:hAnsi="Times New Roman" w:eastAsia="FangSong" w:cs="Times New Roman"/>
-        </w:rPr>
-        <w:t>五氰</w:t>
-      </w:r>
-      <w:r>
-        <w:rPr>
-          <w:rFonts w:hint="eastAsia" w:ascii="Times New Roman" w:hAnsi="Times New Roman" w:eastAsia="Times New Roman" w:cs="Times New Roman"/>
-        </w:rPr>
-        <w:t>·</w:t>
-      </w:r>
-      <w:r>
-        <w:rPr>
-          <w:rFonts w:hint="eastAsia" w:ascii="Times New Roman" w:hAnsi="Times New Roman" w:eastAsia="FangSong" w:cs="Times New Roman"/>
-        </w:rPr>
-        <w:t>一羰基合铁</w:t>
-      </w:r>
-      <w:r>
-        <w:rPr>
-          <w:rFonts w:hint="eastAsia" w:ascii="Times New Roman" w:hAnsi="Times New Roman" w:eastAsia="Times New Roman" w:cs="Times New Roman"/>
-        </w:rPr>
-        <w:t>(Ⅱ)</w:t>
-      </w:r>
-      <w:r>
-        <w:rPr>
-          <w:rFonts w:hint="eastAsia" w:ascii="Times New Roman" w:hAnsi="Times New Roman" w:eastAsia="FangSong" w:cs="Times New Roman"/>
-        </w:rPr>
-        <w:t>酸钾</w:t>
-      </w:r>
-      <w:r>
-        <w:rPr>
-          <w:rFonts w:hint="eastAsia" w:ascii="Times New Roman" w:hAnsi="Times New Roman" w:eastAsia="Times New Roman" w:cs="Times New Roman"/>
-        </w:rPr>
-        <w:t>(6)</w:t>
-      </w:r>
-      <w:r>
-        <w:rPr>
-          <w:rFonts w:hint="eastAsia" w:ascii="Times New Roman" w:hAnsi="Times New Roman" w:eastAsia="FangSong" w:cs="Times New Roman"/>
-        </w:rPr>
-        <w:t>五氟合碲</w:t>
-      </w:r>
-      <w:r>
-        <w:rPr>
-          <w:rFonts w:hint="eastAsia" w:ascii="Times New Roman" w:hAnsi="Times New Roman" w:eastAsia="Times New Roman" w:cs="Times New Roman"/>
-        </w:rPr>
-        <w:t>(Ⅳ)</w:t>
-      </w:r>
-      <w:r>
-        <w:rPr>
-          <w:rFonts w:hint="eastAsia" w:ascii="Times New Roman" w:hAnsi="Times New Roman" w:eastAsia="FangSong" w:cs="Times New Roman"/>
-        </w:rPr>
-        <w:t>酸铯</w:t>
-      </w:r>
-    </w:p>
-    <w:bookmarkEnd w:id="29"/>
-    <w:bookmarkStart w:id="30" w:name="第-14-题"/>
+    <w:bookmarkEnd w:id="30"/>
+    <w:bookmarkStart w:id="31" w:name="第-14-题"/>
     <w:p>
       <w:pPr>
         <w:pStyle w:val="Heading2"/>
@@ -5601,8 +5421,8 @@
         <w:t xml:space="preserve">。</w:t>
       </w:r>
     </w:p>
-    <w:bookmarkEnd w:id="30"/>
-    <w:bookmarkStart w:id="31" w:name="第-15-题"/>
+    <w:bookmarkEnd w:id="31"/>
+    <w:bookmarkStart w:id="32" w:name="第-15-题"/>
     <w:p>
       <w:pPr>
         <w:pStyle w:val="Heading2"/>
@@ -5689,8 +5509,8 @@
         <w:t xml:space="preserve">简答题与计算题</w:t>
       </w:r>
     </w:p>
-    <w:bookmarkEnd w:id="31"/>
-    <w:bookmarkStart w:id="32" w:name="几何异构体"/>
+    <w:bookmarkEnd w:id="32"/>
+    <w:bookmarkStart w:id="33" w:name="几何异构体"/>
     <w:p>
       <w:pPr>
         <w:pStyle w:val="Heading2"/>
@@ -7026,8 +6846,8 @@
         </w:pict>
       </w:r>
     </w:p>
-    <w:bookmarkEnd w:id="32"/>
-    <w:bookmarkStart w:id="33" w:name="旋光异构体"/>
+    <w:bookmarkEnd w:id="33"/>
+    <w:bookmarkStart w:id="34" w:name="旋光异构体"/>
     <w:p>
       <w:pPr>
         <w:pStyle w:val="Heading2"/>
@@ -7933,8 +7753,8 @@
         </w:pict>
       </w:r>
     </w:p>
-    <w:bookmarkEnd w:id="33"/>
-    <w:bookmarkStart w:id="34" w:name="内轨型与外轨型判断"/>
+    <w:bookmarkEnd w:id="34"/>
+    <w:bookmarkStart w:id="35" w:name="内轨型与外轨型判断"/>
     <w:p>
       <w:pPr>
         <w:pStyle w:val="Heading2"/>
@@ -8235,18 +8055,28 @@
               <w:pStyle w:val="Compact"/>
               <w:jc w:val="center"/>
             </w:pPr>
+            <m:oMath>
+              <m:r>
+                <m:t>3</m:t>
+              </m:r>
+              <m:sSup>
+                <m:e>
+                  <m:r>
+                    <m:t>d</m:t>
+                  </m:r>
+                </m:e>
+                <m:sup>
+                  <m:r>
+                    <m:t>3</m:t>
+                  </m:r>
+                </m:sup>
+              </m:sSup>
+            </m:oMath>
             <w:r>
               <w:rPr>
                 <w:rFonts w:ascii="Times New Roman" w:hAnsi="Times New Roman" w:eastAsia="Times New Roman" w:cs="Times New Roman"/>
               </w:rPr>
-              <w:t>3d</w:t>
-            </w:r>
-            <w:r>
-              <w:rPr>
-                <w:rFonts w:ascii="Times New Roman" w:hAnsi="Times New Roman" w:eastAsia="Times New Roman" w:cs="Times New Roman"/>
-                <w:vertAlign w:val="superscript"/>
-              </w:rPr>
-              <w:t>3</w:t>
+              <w:t xml:space="preserve">​</w:t>
             </w:r>
           </w:p>
         </w:tc>
@@ -8439,18 +8269,28 @@
               <w:pStyle w:val="Compact"/>
               <w:jc w:val="center"/>
             </w:pPr>
+            <m:oMath>
+              <m:r>
+                <m:t>3</m:t>
+              </m:r>
+              <m:sSup>
+                <m:e>
+                  <m:r>
+                    <m:t>d</m:t>
+                  </m:r>
+                </m:e>
+                <m:sup>
+                  <m:r>
+                    <m:t>3</m:t>
+                  </m:r>
+                </m:sup>
+              </m:sSup>
+            </m:oMath>
             <w:r>
               <w:rPr>
                 <w:rFonts w:ascii="Times New Roman" w:hAnsi="Times New Roman" w:eastAsia="Times New Roman" w:cs="Times New Roman"/>
               </w:rPr>
-              <w:t>3d</w:t>
-            </w:r>
-            <w:r>
-              <w:rPr>
-                <w:rFonts w:ascii="Times New Roman" w:hAnsi="Times New Roman" w:eastAsia="Times New Roman" w:cs="Times New Roman"/>
-                <w:vertAlign w:val="superscript"/>
-              </w:rPr>
-              <w:t>3</w:t>
+              <w:t xml:space="preserve">​</w:t>
             </w:r>
           </w:p>
         </w:tc>
@@ -8631,18 +8471,28 @@
               <w:pStyle w:val="Compact"/>
               <w:jc w:val="center"/>
             </w:pPr>
+            <m:oMath>
+              <m:r>
+                <m:t>5</m:t>
+              </m:r>
+              <m:sSup>
+                <m:e>
+                  <m:r>
+                    <m:t>d</m:t>
+                  </m:r>
+                </m:e>
+                <m:sup>
+                  <m:r>
+                    <m:t>8</m:t>
+                  </m:r>
+                </m:sup>
+              </m:sSup>
+            </m:oMath>
             <w:r>
               <w:rPr>
                 <w:rFonts w:ascii="Times New Roman" w:hAnsi="Times New Roman" w:eastAsia="Times New Roman" w:cs="Times New Roman"/>
               </w:rPr>
-              <w:t>5d</w:t>
-            </w:r>
-            <w:r>
-              <w:rPr>
-                <w:rFonts w:ascii="Times New Roman" w:hAnsi="Times New Roman" w:eastAsia="Times New Roman" w:cs="Times New Roman"/>
-                <w:vertAlign w:val="superscript"/>
-              </w:rPr>
-              <w:t>8</w:t>
+              <w:t xml:space="preserve">​</w:t>
             </w:r>
           </w:p>
         </w:tc>
@@ -8668,18 +8518,31 @@
               <w:pStyle w:val="Compact"/>
               <w:jc w:val="center"/>
             </w:pPr>
+            <m:oMath>
+              <m:r>
+                <m:t>d</m:t>
+              </m:r>
+              <m:r>
+                <m:t>s</m:t>
+              </m:r>
+              <m:sSup>
+                <m:e>
+                  <m:r>
+                    <m:t>p</m:t>
+                  </m:r>
+                </m:e>
+                <m:sup>
+                  <m:r>
+                    <m:t>2</m:t>
+                  </m:r>
+                </m:sup>
+              </m:sSup>
+            </m:oMath>
             <w:r>
               <w:rPr>
                 <w:rFonts w:ascii="Times New Roman" w:hAnsi="Times New Roman" w:eastAsia="Times New Roman" w:cs="Times New Roman"/>
               </w:rPr>
-              <w:t>dsp</w:t>
-            </w:r>
-            <w:r>
-              <w:rPr>
-                <w:rFonts w:ascii="Times New Roman" w:hAnsi="Times New Roman" w:eastAsia="Times New Roman" w:cs="Times New Roman"/>
-                <w:vertAlign w:val="superscript"/>
-              </w:rPr>
-              <w:t>2</w:t>
+              <w:t xml:space="preserve">​</w:t>
             </w:r>
           </w:p>
         </w:tc>
@@ -8813,18 +8676,28 @@
               <w:pStyle w:val="Compact"/>
               <w:jc w:val="center"/>
             </w:pPr>
+            <m:oMath>
+              <m:r>
+                <m:t>3</m:t>
+              </m:r>
+              <m:sSup>
+                <m:e>
+                  <m:r>
+                    <m:t>d</m:t>
+                  </m:r>
+                </m:e>
+                <m:sup>
+                  <m:r>
+                    <m:t>8</m:t>
+                  </m:r>
+                </m:sup>
+              </m:sSup>
+            </m:oMath>
             <w:r>
               <w:rPr>
                 <w:rFonts w:ascii="Times New Roman" w:hAnsi="Times New Roman" w:eastAsia="Times New Roman" w:cs="Times New Roman"/>
               </w:rPr>
-              <w:t>3d</w:t>
-            </w:r>
-            <w:r>
-              <w:rPr>
-                <w:rFonts w:ascii="Times New Roman" w:hAnsi="Times New Roman" w:eastAsia="Times New Roman" w:cs="Times New Roman"/>
-                <w:vertAlign w:val="superscript"/>
-              </w:rPr>
-              <w:t>8</w:t>
+              <w:t xml:space="preserve">​</w:t>
             </w:r>
           </w:p>
         </w:tc>
@@ -8850,18 +8723,31 @@
               <w:pStyle w:val="Compact"/>
               <w:jc w:val="center"/>
             </w:pPr>
+            <m:oMath>
+              <m:r>
+                <m:t>d</m:t>
+              </m:r>
+              <m:r>
+                <m:t>s</m:t>
+              </m:r>
+              <m:sSup>
+                <m:e>
+                  <m:r>
+                    <m:t>p</m:t>
+                  </m:r>
+                </m:e>
+                <m:sup>
+                  <m:r>
+                    <m:t>2</m:t>
+                  </m:r>
+                </m:sup>
+              </m:sSup>
+            </m:oMath>
             <w:r>
               <w:rPr>
                 <w:rFonts w:ascii="Times New Roman" w:hAnsi="Times New Roman" w:eastAsia="Times New Roman" w:cs="Times New Roman"/>
               </w:rPr>
-              <w:t>dsp</w:t>
-            </w:r>
-            <w:r>
-              <w:rPr>
-                <w:rFonts w:ascii="Times New Roman" w:hAnsi="Times New Roman" w:eastAsia="Times New Roman" w:cs="Times New Roman"/>
-                <w:vertAlign w:val="superscript"/>
-              </w:rPr>
-              <w:t>2</w:t>
+              <w:t xml:space="preserve">​</w:t>
             </w:r>
           </w:p>
         </w:tc>
@@ -8995,18 +8881,28 @@
               <w:pStyle w:val="Compact"/>
               <w:jc w:val="center"/>
             </w:pPr>
+            <m:oMath>
+              <m:r>
+                <m:t>3</m:t>
+              </m:r>
+              <m:sSup>
+                <m:e>
+                  <m:r>
+                    <m:t>d</m:t>
+                  </m:r>
+                </m:e>
+                <m:sup>
+                  <m:r>
+                    <m:t>5</m:t>
+                  </m:r>
+                </m:sup>
+              </m:sSup>
+            </m:oMath>
             <w:r>
               <w:rPr>
                 <w:rFonts w:ascii="Times New Roman" w:hAnsi="Times New Roman" w:eastAsia="Times New Roman" w:cs="Times New Roman"/>
               </w:rPr>
-              <w:t>3d</w:t>
-            </w:r>
-            <w:r>
-              <w:rPr>
-                <w:rFonts w:ascii="Times New Roman" w:hAnsi="Times New Roman" w:eastAsia="Times New Roman" w:cs="Times New Roman"/>
-                <w:vertAlign w:val="superscript"/>
-              </w:rPr>
-              <w:t>5</w:t>
+              <w:t xml:space="preserve">​</w:t>
             </w:r>
           </w:p>
         </w:tc>
@@ -9223,18 +9119,28 @@
               <w:pStyle w:val="Compact"/>
               <w:jc w:val="center"/>
             </w:pPr>
+            <m:oMath>
+              <m:r>
+                <m:t>3</m:t>
+              </m:r>
+              <m:sSup>
+                <m:e>
+                  <m:r>
+                    <m:t>d</m:t>
+                  </m:r>
+                </m:e>
+                <m:sup>
+                  <m:r>
+                    <m:t>5</m:t>
+                  </m:r>
+                </m:sup>
+              </m:sSup>
+            </m:oMath>
             <w:r>
               <w:rPr>
                 <w:rFonts w:ascii="Times New Roman" w:hAnsi="Times New Roman" w:eastAsia="Times New Roman" w:cs="Times New Roman"/>
               </w:rPr>
-              <w:t>3d</w:t>
-            </w:r>
-            <w:r>
-              <w:rPr>
-                <w:rFonts w:ascii="Times New Roman" w:hAnsi="Times New Roman" w:eastAsia="Times New Roman" w:cs="Times New Roman"/>
-                <w:vertAlign w:val="superscript"/>
-              </w:rPr>
-              <w:t>5</w:t>
+              <w:t xml:space="preserve">​</w:t>
             </w:r>
           </w:p>
         </w:tc>
@@ -9474,18 +9380,31 @@
               <w:pStyle w:val="Compact"/>
               <w:jc w:val="center"/>
             </w:pPr>
+            <m:oMath>
+              <m:r>
+                <m:t>d</m:t>
+              </m:r>
+              <m:r>
+                <m:t>s</m:t>
+              </m:r>
+              <m:sSup>
+                <m:e>
+                  <m:r>
+                    <m:t>p</m:t>
+                  </m:r>
+                </m:e>
+                <m:sup>
+                  <m:r>
+                    <m:t>3</m:t>
+                  </m:r>
+                </m:sup>
+              </m:sSup>
+            </m:oMath>
             <w:r>
               <w:rPr>
                 <w:rFonts w:ascii="Times New Roman" w:hAnsi="Times New Roman" w:eastAsia="Times New Roman" w:cs="Times New Roman"/>
               </w:rPr>
-              <w:t>dsp</w:t>
-            </w:r>
-            <w:r>
-              <w:rPr>
-                <w:rFonts w:ascii="Times New Roman" w:hAnsi="Times New Roman" w:eastAsia="Times New Roman" w:cs="Times New Roman"/>
-                <w:vertAlign w:val="superscript"/>
-              </w:rPr>
-              <w:t>3</w:t>
+              <w:t xml:space="preserve">​</w:t>
             </w:r>
           </w:p>
         </w:tc>
@@ -9619,18 +9538,28 @@
               <w:pStyle w:val="Compact"/>
               <w:jc w:val="center"/>
             </w:pPr>
+            <m:oMath>
+              <m:r>
+                <m:t>3</m:t>
+              </m:r>
+              <m:sSup>
+                <m:e>
+                  <m:r>
+                    <m:t>d</m:t>
+                  </m:r>
+                </m:e>
+                <m:sup>
+                  <m:r>
+                    <m:t>5</m:t>
+                  </m:r>
+                </m:sup>
+              </m:sSup>
+            </m:oMath>
             <w:r>
               <w:rPr>
                 <w:rFonts w:ascii="Times New Roman" w:hAnsi="Times New Roman" w:eastAsia="Times New Roman" w:cs="Times New Roman"/>
               </w:rPr>
-              <w:t>3d</w:t>
-            </w:r>
-            <w:r>
-              <w:rPr>
-                <w:rFonts w:ascii="Times New Roman" w:hAnsi="Times New Roman" w:eastAsia="Times New Roman" w:cs="Times New Roman"/>
-                <w:vertAlign w:val="superscript"/>
-              </w:rPr>
-              <w:t>5</w:t>
+              <w:t xml:space="preserve">​</w:t>
             </w:r>
           </w:p>
         </w:tc>
@@ -9722,8 +9651,8 @@
         </w:pict>
       </w:r>
     </w:p>
-    <w:bookmarkEnd w:id="34"/>
-    <w:bookmarkStart w:id="35" w:name="磁矩和cfse计算"/>
+    <w:bookmarkEnd w:id="35"/>
+    <w:bookmarkStart w:id="36" w:name="磁矩和cfse计算"/>
     <w:p>
       <w:pPr>
         <w:pStyle w:val="Heading2"/>
@@ -9991,18 +9920,28 @@
               <w:pStyle w:val="Compact"/>
               <w:jc w:val="center"/>
             </w:pPr>
+            <m:oMath>
+              <m:r>
+                <m:t>3</m:t>
+              </m:r>
+              <m:sSup>
+                <m:e>
+                  <m:r>
+                    <m:t>d</m:t>
+                  </m:r>
+                </m:e>
+                <m:sup>
+                  <m:r>
+                    <m:t>6</m:t>
+                  </m:r>
+                </m:sup>
+              </m:sSup>
+            </m:oMath>
             <w:r>
               <w:rPr>
                 <w:rFonts w:ascii="Times New Roman" w:hAnsi="Times New Roman" w:eastAsia="Times New Roman" w:cs="Times New Roman"/>
               </w:rPr>
-              <w:t>3d</w:t>
-            </w:r>
-            <w:r>
-              <w:rPr>
-                <w:rFonts w:ascii="Times New Roman" w:hAnsi="Times New Roman" w:eastAsia="Times New Roman" w:cs="Times New Roman"/>
-                <w:vertAlign w:val="superscript"/>
-              </w:rPr>
-              <w:t>6</w:t>
+              <w:t xml:space="preserve">​</w:t>
             </w:r>
           </w:p>
         </w:tc>
@@ -10179,18 +10118,28 @@
               <w:pStyle w:val="Compact"/>
               <w:jc w:val="center"/>
             </w:pPr>
+            <m:oMath>
+              <m:r>
+                <m:t>3</m:t>
+              </m:r>
+              <m:sSup>
+                <m:e>
+                  <m:r>
+                    <m:t>d</m:t>
+                  </m:r>
+                </m:e>
+                <m:sup>
+                  <m:r>
+                    <m:t>6</m:t>
+                  </m:r>
+                </m:sup>
+              </m:sSup>
+            </m:oMath>
             <w:r>
               <w:rPr>
                 <w:rFonts w:ascii="Times New Roman" w:hAnsi="Times New Roman" w:eastAsia="Times New Roman" w:cs="Times New Roman"/>
               </w:rPr>
-              <w:t>3d</w:t>
-            </w:r>
-            <w:r>
-              <w:rPr>
-                <w:rFonts w:ascii="Times New Roman" w:hAnsi="Times New Roman" w:eastAsia="Times New Roman" w:cs="Times New Roman"/>
-                <w:vertAlign w:val="superscript"/>
-              </w:rPr>
-              <w:t>6</w:t>
+              <w:t xml:space="preserve">​</w:t>
             </w:r>
           </w:p>
         </w:tc>
@@ -10355,18 +10304,28 @@
               <w:pStyle w:val="Compact"/>
               <w:jc w:val="center"/>
             </w:pPr>
+            <m:oMath>
+              <m:r>
+                <m:t>3</m:t>
+              </m:r>
+              <m:sSup>
+                <m:e>
+                  <m:r>
+                    <m:t>d</m:t>
+                  </m:r>
+                </m:e>
+                <m:sup>
+                  <m:r>
+                    <m:t>7</m:t>
+                  </m:r>
+                </m:sup>
+              </m:sSup>
+            </m:oMath>
             <w:r>
               <w:rPr>
                 <w:rFonts w:ascii="Times New Roman" w:hAnsi="Times New Roman" w:eastAsia="Times New Roman" w:cs="Times New Roman"/>
               </w:rPr>
-              <w:t>3d</w:t>
-            </w:r>
-            <w:r>
-              <w:rPr>
-                <w:rFonts w:ascii="Times New Roman" w:hAnsi="Times New Roman" w:eastAsia="Times New Roman" w:cs="Times New Roman"/>
-                <w:vertAlign w:val="superscript"/>
-              </w:rPr>
-              <w:t>7</w:t>
+              <w:t xml:space="preserve">​</w:t>
             </w:r>
           </w:p>
         </w:tc>
@@ -10537,18 +10496,28 @@
               <w:pStyle w:val="Compact"/>
               <w:jc w:val="center"/>
             </w:pPr>
+            <m:oMath>
+              <m:r>
+                <m:t>3</m:t>
+              </m:r>
+              <m:sSup>
+                <m:e>
+                  <m:r>
+                    <m:t>d</m:t>
+                  </m:r>
+                </m:e>
+                <m:sup>
+                  <m:r>
+                    <m:t>5</m:t>
+                  </m:r>
+                </m:sup>
+              </m:sSup>
+            </m:oMath>
             <w:r>
               <w:rPr>
                 <w:rFonts w:ascii="Times New Roman" w:hAnsi="Times New Roman" w:eastAsia="Times New Roman" w:cs="Times New Roman"/>
               </w:rPr>
-              <w:t>3d</w:t>
-            </w:r>
-            <w:r>
-              <w:rPr>
-                <w:rFonts w:ascii="Times New Roman" w:hAnsi="Times New Roman" w:eastAsia="Times New Roman" w:cs="Times New Roman"/>
-                <w:vertAlign w:val="superscript"/>
-              </w:rPr>
-              <w:t>5</w:t>
+              <w:t xml:space="preserve">​</w:t>
             </w:r>
           </w:p>
         </w:tc>
@@ -10896,18 +10865,28 @@
               <w:pStyle w:val="Compact"/>
               <w:jc w:val="center"/>
             </w:pPr>
+            <m:oMath>
+              <m:r>
+                <m:t>3</m:t>
+              </m:r>
+              <m:sSup>
+                <m:e>
+                  <m:r>
+                    <m:t>d</m:t>
+                  </m:r>
+                </m:e>
+                <m:sup>
+                  <m:r>
+                    <m:t>5</m:t>
+                  </m:r>
+                </m:sup>
+              </m:sSup>
+            </m:oMath>
             <w:r>
               <w:rPr>
                 <w:rFonts w:ascii="Times New Roman" w:hAnsi="Times New Roman" w:eastAsia="Times New Roman" w:cs="Times New Roman"/>
               </w:rPr>
-              <w:t>3d</w:t>
-            </w:r>
-            <w:r>
-              <w:rPr>
-                <w:rFonts w:ascii="Times New Roman" w:hAnsi="Times New Roman" w:eastAsia="Times New Roman" w:cs="Times New Roman"/>
-                <w:vertAlign w:val="superscript"/>
-              </w:rPr>
-              <w:t>5</w:t>
+              <w:t xml:space="preserve">​</w:t>
             </w:r>
           </w:p>
         </w:tc>
@@ -10983,8 +10962,8 @@
         </w:pict>
       </w:r>
     </w:p>
-    <w:bookmarkEnd w:id="35"/>
-    <w:bookmarkStart w:id="36" w:name="配合物异构"/>
+    <w:bookmarkEnd w:id="36"/>
+    <w:bookmarkStart w:id="37" w:name="配合物异构"/>
     <w:p>
       <w:pPr>
         <w:pStyle w:val="Heading2"/>
@@ -11280,8 +11259,8 @@
         <w:t>。</w:t>
       </w:r>
     </w:p>
-    <w:bookmarkEnd w:id="36"/>
-    <w:bookmarkStart w:id="37" w:name="第-16-题"/>
+    <w:bookmarkEnd w:id="37"/>
+    <w:bookmarkStart w:id="38" w:name="第-16-题"/>
     <w:p>
       <w:pPr>
         <w:pStyle w:val="Heading2"/>
@@ -12066,8 +12045,8 @@
         <w:t xml:space="preserve">。</w:t>
       </w:r>
     </w:p>
-    <w:bookmarkEnd w:id="37"/>
-    <w:bookmarkStart w:id="38" w:name="第-17-题"/>
+    <w:bookmarkEnd w:id="38"/>
+    <w:bookmarkStart w:id="39" w:name="第-17-题"/>
     <w:p>
       <w:pPr>
         <w:pStyle w:val="Heading2"/>
@@ -12460,8 +12439,8 @@
         <w:t xml:space="preserve">习题</w:t>
       </w:r>
     </w:p>
-    <w:bookmarkEnd w:id="38"/>
-    <w:bookmarkStart w:id="39" w:name="第-18-题"/>
+    <w:bookmarkEnd w:id="39"/>
+    <w:bookmarkStart w:id="40" w:name="第-18-题"/>
     <w:p>
       <w:pPr>
         <w:pStyle w:val="Heading2"/>
@@ -12613,15 +12592,28 @@
         <w:rPr>
           <w:rFonts w:ascii="Times New Roman" w:hAnsi="Times New Roman" w:eastAsia="Times New Roman" w:cs="Times New Roman"/>
         </w:rPr>
-        <w:t xml:space="preserve"> OsO</w:t>
-      </w:r>
-      <w:r>
-        <w:rPr>
-          <w:rFonts w:ascii="Times New Roman" w:hAnsi="Times New Roman" w:eastAsia="Times New Roman" w:cs="Times New Roman"/>
-          <w:vertAlign w:val="subscript"/>
-        </w:rPr>
-        <w:t>4</w:t>
-      </w:r>
+        <w:t xml:space="preserve"> </w:t>
+      </w:r>
+      <m:oMath>
+        <m:r>
+          <m:t>O</m:t>
+        </m:r>
+        <m:r>
+          <m:t>s</m:t>
+        </m:r>
+        <m:sSub>
+          <m:e>
+            <m:r>
+              <m:t>O</m:t>
+            </m:r>
+          </m:e>
+          <m:sub>
+            <m:r>
+              <m:t>4</m:t>
+            </m:r>
+          </m:sub>
+        </m:sSub>
+      </m:oMath>
       <w:r>
         <w:rPr>
           <w:rFonts w:ascii="Times New Roman" w:hAnsi="Times New Roman" w:eastAsia="Times New Roman" w:cs="Times New Roman"/>
@@ -13132,79 +13124,16 @@
         <w:t>。</w:t>
       </w:r>
     </w:p>
+    <w:bookmarkEnd w:id="40"/>
+    <w:bookmarkStart w:id="41" w:name="第-19-题"/>
     <w:p>
       <w:pPr>
-        <w:pStyle w:val="BodyText"/>
-      </w:pPr>
-      <w:r>
-        <w:rPr>
-          <w:rFonts w:ascii="Times New Roman" w:hAnsi="Times New Roman" w:eastAsia="Times New Roman" w:cs="Times New Roman"/>
-        </w:rPr>
-        <w:t xml:space="preserve">used_in:</w:t>
-      </w:r>
-      <w:r>
-        <w:rPr>
-          <w:rFonts w:ascii="Times New Roman" w:hAnsi="Times New Roman" w:eastAsia="Times New Roman" w:cs="Times New Roman"/>
-        </w:rPr>
-        <w:t xml:space="preserve"> </w:t>
-      </w:r>
-      <w:r>
-        <w:rPr>
-          <w:rFonts w:hint="eastAsia" w:ascii="Times New Roman" w:hAnsi="Times New Roman" w:eastAsia="Times New Roman" w:cs="Times New Roman"/>
-        </w:rPr>
-        <w:t>“</w:t>
-      </w:r>
-      <w:r>
-        <w:rPr>
-          <w:rFonts w:hint="eastAsia" w:ascii="Times New Roman" w:hAnsi="Times New Roman" w:eastAsia="FangSong" w:cs="Times New Roman"/>
-        </w:rPr>
-        <w:t>第二轮习题集</w:t>
-      </w:r>
-      <w:r>
-        <w:rPr>
-          <w:rFonts w:hint="eastAsia" w:ascii="Times New Roman" w:hAnsi="Times New Roman" w:eastAsia="Times New Roman" w:cs="Times New Roman"/>
-        </w:rPr>
-        <w:t>-</w:t>
-      </w:r>
-      <w:r>
-        <w:rPr>
-          <w:rFonts w:hint="eastAsia" w:ascii="Times New Roman" w:hAnsi="Times New Roman" w:eastAsia="FangSong" w:cs="Times New Roman"/>
-        </w:rPr>
-        <w:t>结构化学二</w:t>
-      </w:r>
-      <w:r>
-        <w:rPr>
-          <w:rFonts w:hint="eastAsia" w:ascii="Times New Roman" w:hAnsi="Times New Roman" w:eastAsia="Times New Roman" w:cs="Times New Roman"/>
-        </w:rPr>
-        <w:t>”</w:t>
-      </w:r>
-      <w:r>
-        <w:rPr>
-          <w:rFonts w:ascii="Times New Roman" w:hAnsi="Times New Roman" w:eastAsia="Times New Roman" w:cs="Times New Roman"/>
-        </w:rPr>
-        <w:t xml:space="preserve"> </w:t>
-      </w:r>
-      <w:r>
-        <w:rPr>
-          <w:rFonts w:ascii="Times New Roman" w:hAnsi="Times New Roman" w:eastAsia="Times New Roman" w:cs="Times New Roman"/>
-        </w:rPr>
-        <w:t xml:space="preserve">___</w:t>
-      </w:r>
-      <w:r>
-        <w:rPr>
-          <w:rFonts w:ascii="Times New Roman" w:hAnsi="Times New Roman" w:eastAsia="Times New Roman" w:cs="Times New Roman"/>
-        </w:rPr>
-        <w:t xml:space="preserve"> </w:t>
-      </w:r>
-      <w:r>
-        <w:rPr>
-          <w:rFonts w:ascii="Times New Roman" w:hAnsi="Times New Roman" w:eastAsia="Times New Roman" w:cs="Times New Roman"/>
-        </w:rPr>
-        <w:t xml:space="preserve">## </w:t>
-      </w:r>
-      <w:r>
-        <w:rPr>
-          <w:rFonts w:hint="eastAsia" w:ascii="Times New Roman" w:hAnsi="Times New Roman" w:eastAsia="FangSong" w:cs="Times New Roman"/>
+        <w:pStyle w:val="Heading2"/>
+        <w:spacing w:before="280" w:after="120"/>
+      </w:pPr>
+      <w:r>
+        <w:rPr>
+          <w:rFonts w:hint="eastAsia" w:ascii="Times New Roman" w:hAnsi="Times New Roman" w:eastAsia="SimHei" w:cs="Times New Roman"/>
         </w:rPr>
         <w:t xml:space="preserve">第</w:t>
       </w:r>
@@ -13216,7 +13145,7 @@
       </w:r>
       <w:r>
         <w:rPr>
-          <w:rFonts w:hint="eastAsia" w:ascii="Times New Roman" w:hAnsi="Times New Roman" w:eastAsia="FangSong" w:cs="Times New Roman"/>
+          <w:rFonts w:hint="eastAsia" w:ascii="Times New Roman" w:hAnsi="Times New Roman" w:eastAsia="SimHei" w:cs="Times New Roman"/>
         </w:rPr>
         <w:t xml:space="preserve">题</w:t>
       </w:r>
@@ -13904,16 +13833,7 @@
             <m:t>=</m:t>
           </m:r>
           <m:r>
-            <m:t>1</m:t>
-          </m:r>
-          <m:r>
-            <m:rPr>
-              <m:sty m:val="p"/>
-            </m:rPr>
-            <m:t>.</m:t>
-          </m:r>
-          <m:r>
-            <m:t>8</m:t>
+            <m:t>1.8</m:t>
           </m:r>
           <m:sSub>
             <m:e>
@@ -13939,8 +13859,8 @@
         </m:oMath>
       </m:oMathPara>
     </w:p>
-    <w:bookmarkEnd w:id="39"/>
-    <w:bookmarkStart w:id="40" w:name="第-20-题"/>
+    <w:bookmarkEnd w:id="41"/>
+    <w:bookmarkStart w:id="42" w:name="第-20-题"/>
     <w:p>
       <w:pPr>
         <w:pStyle w:val="Heading2"/>
@@ -14570,8 +14490,8 @@
         <w:t>。</w:t>
       </w:r>
     </w:p>
-    <w:bookmarkEnd w:id="40"/>
-    <w:bookmarkEnd w:id="41"/>
+    <w:bookmarkEnd w:id="42"/>
+    <w:bookmarkEnd w:id="43"/>
     <w:sectPr>
       <w:footerReference w:type="default" r:id="rId9"/>
       <w:footnotePr>
@@ -15975,7 +15895,7 @@
     <ns0:name ns0:val="Verbatim Char"/>
     <ns0:basedOn ns0:val="BodyTextChar"/>
     <ns0:rPr>
-      <ns0:rFonts ns0:ascii="Times New Roman" ns0:cs="Times New Roman" ns0:eastAsia="FangSong" ns0:hAnsi="Times New Roman"/>
+      <ns0:rFonts ns0:ascii="SimSun" ns0:cs="SimSun" ns0:eastAsia="SimSun" ns0:hAnsi="SimSun"/>
       <ns0:b ns0:val="0"/>
       <ns0:sz ns0:val="20"/>
     </ns0:rPr>
@@ -16037,7 +15957,7 @@
       <w:wordWrap w:val="off"/>
     </w:pPr>
     <ns0:rPr>
-      <w:rFonts ns0:ascii="Times New Roman" ns0:hAnsi="Times New Roman" ns0:eastAsia="FangSong" ns0:cs="Times New Roman"/>
+      <w:rFonts ns0:ascii="SimSun" ns0:hAnsi="SimSun" ns0:eastAsia="SimSun" ns0:cs="SimSun"/>
     </ns0:rPr>
   </w:style>
   <w:style w:type="character" w:customStyle="1" w:styleId="KeywordTok">

--- a/00-首页/题组Word/第二轮习题集/第二轮习题集-结构化学二-学生版.docx
+++ b/00-首页/题组Word/第二轮习题集/第二轮习题集-结构化学二-学生版.docx
@@ -316,6 +316,31 @@
         </w:rPr>
         <w:t>？</w:t>
       </w:r>
+    </w:p>
+    <w:p>
+      <w:pPr>
+        <w:spacing w:before="0" w:after="0"/>
+      </w:pPr>
+    </w:p>
+    <w:p>
+      <w:pPr>
+        <w:spacing w:before="0" w:after="0"/>
+      </w:pPr>
+    </w:p>
+    <w:p>
+      <w:pPr>
+        <w:spacing w:before="0" w:after="0"/>
+      </w:pPr>
+    </w:p>
+    <w:p>
+      <w:pPr>
+        <w:spacing w:before="0" w:after="0"/>
+      </w:pPr>
+    </w:p>
+    <w:p>
+      <w:pPr>
+        <w:spacing w:before="0" w:after="0"/>
+      </w:pPr>
     </w:p>
     <w:bookmarkEnd w:id="10"/>
     <w:bookmarkStart w:id="14" w:name="第-2-题"/>
@@ -678,7 +703,7 @@
         </w:rPr>
         <w:drawing>
           <wp:inline>
-            <wp:extent cx="3600000" cy="1115104"/>
+            <wp:extent cx="3600000" cy="1080000"/>
             <wp:effectExtent b="0" l="0" r="0" t="0"/>
             <wp:docPr descr="" title="" id="12" name="Picture"/>
             <a:graphic>
@@ -699,7 +724,7 @@
                   <pic:spPr bwMode="auto">
                     <a:xfrm>
                       <a:off x="0" y="0"/>
-                      <a:ext cx="3600000" cy="1115104"/>
+                      <a:ext cx="3600000" cy="1080000"/>
                     </a:xfrm>
                     <a:prstGeom prst="rect">
                       <a:avLst/>
@@ -718,6 +743,21 @@
         </w:drawing>
       </w:r>
     </w:p>
+    <w:p>
+      <w:pPr>
+        <w:spacing w:before="0" w:after="0"/>
+      </w:pPr>
+    </w:p>
+    <w:p>
+      <w:pPr>
+        <w:spacing w:before="0" w:after="0"/>
+      </w:pPr>
+    </w:p>
+    <w:p>
+      <w:pPr>
+        <w:spacing w:before="0" w:after="0"/>
+      </w:pPr>
+    </w:p>
     <w:bookmarkEnd w:id="14"/>
     <w:bookmarkStart w:id="15" w:name="第-3-题"/>
     <w:p>
@@ -861,6 +901,8 @@
     <w:p>
       <w:pPr>
         <w:pStyle w:val="BodyText"/>
+        <w:ind w:left="480" w:hanging="480"/>
+        <w:spacing w:after="0"/>
       </w:pPr>
       <w:r>
         <w:rPr>
@@ -878,7 +920,20 @@
         <w:rPr>
           <w:rFonts w:ascii="Times New Roman" w:hAnsi="Times New Roman" w:eastAsia="Times New Roman" w:cs="Times New Roman"/>
         </w:rPr>
-        <w:t xml:space="preserve">- A. </w:t>
+        <w:t xml:space="preserve">- </w:t>
+      </w:r>
+    </w:p>
+    <w:p>
+      <w:pPr>
+        <w:pStyle w:val="BodyText"/>
+        <w:ind w:left="480" w:hanging="480"/>
+        <w:spacing w:before="0" w:after="0"/>
+      </w:pPr>
+      <w:r>
+        <w:rPr>
+          <w:rFonts w:ascii="Times New Roman" w:hAnsi="Times New Roman" w:eastAsia="Times New Roman" w:cs="Times New Roman"/>
+        </w:rPr>
+        <w:t xml:space="preserve">A. </w:t>
       </w:r>
       <w:r>
         <w:rPr>
@@ -934,7 +989,20 @@
         <w:rPr>
           <w:rFonts w:ascii="Times New Roman" w:hAnsi="Times New Roman" w:eastAsia="Times New Roman" w:cs="Times New Roman"/>
         </w:rPr>
-        <w:t xml:space="preserve">- B. 4s </w:t>
+        <w:t xml:space="preserve">- </w:t>
+      </w:r>
+    </w:p>
+    <w:p>
+      <w:pPr>
+        <w:pStyle w:val="BodyText"/>
+        <w:ind w:left="480" w:hanging="480"/>
+        <w:spacing w:before="0" w:after="0"/>
+      </w:pPr>
+      <w:r>
+        <w:rPr>
+          <w:rFonts w:ascii="Times New Roman" w:hAnsi="Times New Roman" w:eastAsia="Times New Roman" w:cs="Times New Roman"/>
+        </w:rPr>
+        <w:t xml:space="preserve">B. 4s </w:t>
       </w:r>
       <w:r>
         <w:rPr>
@@ -976,7 +1044,20 @@
         <w:rPr>
           <w:rFonts w:ascii="Times New Roman" w:hAnsi="Times New Roman" w:eastAsia="Times New Roman" w:cs="Times New Roman"/>
         </w:rPr>
-        <w:t xml:space="preserve">- C. Cr </w:t>
+        <w:t xml:space="preserve">- </w:t>
+      </w:r>
+    </w:p>
+    <w:p>
+      <w:pPr>
+        <w:pStyle w:val="BodyText"/>
+        <w:ind w:left="480" w:hanging="480"/>
+        <w:spacing w:before="0" w:after="0"/>
+      </w:pPr>
+      <w:r>
+        <w:rPr>
+          <w:rFonts w:ascii="Times New Roman" w:hAnsi="Times New Roman" w:eastAsia="Times New Roman" w:cs="Times New Roman"/>
+        </w:rPr>
+        <w:t xml:space="preserve">C. Cr </w:t>
       </w:r>
       <w:r>
         <w:rPr>
@@ -1006,7 +1087,20 @@
         <w:rPr>
           <w:rFonts w:ascii="Times New Roman" w:hAnsi="Times New Roman" w:eastAsia="Times New Roman" w:cs="Times New Roman"/>
         </w:rPr>
-        <w:t>- D. NH</w:t>
+        <w:t>- </w:t>
+      </w:r>
+    </w:p>
+    <w:p>
+      <w:pPr>
+        <w:pStyle w:val="BodyText"/>
+        <w:ind w:left="480" w:hanging="480"/>
+        <w:spacing w:before="0" w:after="180"/>
+      </w:pPr>
+      <w:r>
+        <w:rPr>
+          <w:rFonts w:ascii="Times New Roman" w:hAnsi="Times New Roman" w:eastAsia="Times New Roman" w:cs="Times New Roman"/>
+        </w:rPr>
+        <w:t>D. NH</w:t>
       </w:r>
       <w:r>
         <w:rPr>
@@ -1071,6 +1165,16 @@
         </w:rPr>
         <w:t xml:space="preserve"> N</w:t>
       </w:r>
+    </w:p>
+    <w:p>
+      <w:pPr>
+        <w:spacing w:before="0" w:after="0"/>
+      </w:pPr>
+    </w:p>
+    <w:p>
+      <w:pPr>
+        <w:spacing w:before="0" w:after="0"/>
+      </w:pPr>
     </w:p>
     <w:bookmarkEnd w:id="15"/>
     <w:bookmarkStart w:id="16" w:name="第-4-题"/>
@@ -1312,6 +1416,31 @@
         <w:t>）。</w:t>
       </w:r>
     </w:p>
+    <w:p>
+      <w:pPr>
+        <w:spacing w:before="0" w:after="0"/>
+      </w:pPr>
+    </w:p>
+    <w:p>
+      <w:pPr>
+        <w:spacing w:before="0" w:after="0"/>
+      </w:pPr>
+    </w:p>
+    <w:p>
+      <w:pPr>
+        <w:spacing w:before="0" w:after="0"/>
+      </w:pPr>
+    </w:p>
+    <w:p>
+      <w:pPr>
+        <w:spacing w:before="0" w:after="0"/>
+      </w:pPr>
+    </w:p>
+    <w:p>
+      <w:pPr>
+        <w:spacing w:before="0" w:after="0"/>
+      </w:pPr>
+    </w:p>
     <w:bookmarkEnd w:id="16"/>
     <w:bookmarkStart w:id="20" w:name="第-5-题"/>
     <w:p>
@@ -1523,7 +1652,7 @@
         </w:rPr>
         <w:drawing>
           <wp:inline>
-            <wp:extent cx="3240000" cy="4584609"/>
+            <wp:extent cx="3091273" cy="4584609"/>
             <wp:effectExtent b="0" l="0" r="0" t="0"/>
             <wp:docPr descr="" title="" id="18" name="Picture"/>
             <a:graphic>
@@ -1544,7 +1673,7 @@
                   <pic:spPr bwMode="auto">
                     <a:xfrm>
                       <a:off x="0" y="0"/>
-                      <a:ext cx="3240000" cy="4584609"/>
+                      <a:ext cx="3091273" cy="4584609"/>
                     </a:xfrm>
                     <a:prstGeom prst="rect">
                       <a:avLst/>
@@ -1566,10 +1695,6 @@
     <w:p>
       <w:pPr>
         <w:pStyle w:val="Compact"/>
-        <w:numPr>
-          <w:ilvl w:val="0"/>
-          <w:numId w:val="1001"/>
-        </w:numPr>
       </w:pPr>
       <w:r>
         <w:rPr>
@@ -1617,10 +1742,6 @@
     <w:p>
       <w:pPr>
         <w:pStyle w:val="Compact"/>
-        <w:numPr>
-          <w:ilvl w:val="0"/>
-          <w:numId w:val="1001"/>
-        </w:numPr>
       </w:pPr>
       <w:r>
         <w:rPr>
@@ -1663,10 +1784,6 @@
     <w:p>
       <w:pPr>
         <w:pStyle w:val="Compact"/>
-        <w:numPr>
-          <w:ilvl w:val="0"/>
-          <w:numId w:val="1001"/>
-        </w:numPr>
       </w:pPr>
       <w:r>
         <w:rPr>
@@ -1690,10 +1807,6 @@
     <w:p>
       <w:pPr>
         <w:pStyle w:val="Compact"/>
-        <w:numPr>
-          <w:ilvl w:val="0"/>
-          <w:numId w:val="1001"/>
-        </w:numPr>
       </w:pPr>
       <w:r>
         <w:rPr>
@@ -1719,6 +1832,16 @@
         </w:rPr>
         <w:t xml:space="preserve">个碳原子</w:t>
       </w:r>
+    </w:p>
+    <w:p>
+      <w:pPr>
+        <w:spacing w:before="0" w:after="0"/>
+      </w:pPr>
+    </w:p>
+    <w:p>
+      <w:pPr>
+        <w:spacing w:before="0" w:after="0"/>
+      </w:pPr>
     </w:p>
     <w:bookmarkEnd w:id="20"/>
     <w:bookmarkStart w:id="21" w:name="第-6-题"/>
@@ -1823,6 +1946,21 @@
         </w:rPr>
         <w:t>（6.1-6.12）</w:t>
       </w:r>
+    </w:p>
+    <w:p>
+      <w:pPr>
+        <w:spacing w:before="0" w:after="0"/>
+      </w:pPr>
+    </w:p>
+    <w:p>
+      <w:pPr>
+        <w:spacing w:before="0" w:after="0"/>
+      </w:pPr>
+    </w:p>
+    <w:p>
+      <w:pPr>
+        <w:spacing w:before="0" w:after="0"/>
+      </w:pPr>
     </w:p>
     <w:bookmarkEnd w:id="21"/>
     <w:bookmarkStart w:id="22" w:name="第-7-题"/>
@@ -1886,6 +2024,8 @@
           <w:ilvl w:val="0"/>
           <w:numId w:val="1002"/>
         </w:numPr>
+        <w:ind w:left="480" w:hanging="480"/>
+        <w:spacing w:after="0"/>
       </w:pPr>
       <w:r>
         <w:rPr>
@@ -1917,6 +2057,17 @@
         </w:rPr>
         <w:t xml:space="preserve"> </w:t>
       </w:r>
+    </w:p>
+    <w:p>
+      <w:pPr>
+        <w:pStyle w:val="Compact"/>
+        <w:numPr>
+          <w:ilvl w:val="0"/>
+          <w:numId w:val="1002"/>
+        </w:numPr>
+        <w:ind w:left="480" w:hanging="480"/>
+        <w:spacing w:before="0" w:after="0"/>
+      </w:pPr>
       <w:r>
         <w:rPr>
           <w:rFonts w:ascii="Times New Roman" w:hAnsi="Times New Roman" w:eastAsia="Times New Roman" w:cs="Times New Roman"/>
@@ -2012,6 +2163,17 @@
         </w:rPr>
         <w:t xml:space="preserve"> </w:t>
       </w:r>
+    </w:p>
+    <w:p>
+      <w:pPr>
+        <w:pStyle w:val="Compact"/>
+        <w:numPr>
+          <w:ilvl w:val="0"/>
+          <w:numId w:val="1002"/>
+        </w:numPr>
+        <w:ind w:left="480" w:hanging="480"/>
+        <w:spacing w:before="0" w:after="0"/>
+      </w:pPr>
       <w:r>
         <w:rPr>
           <w:rFonts w:ascii="Times New Roman" w:hAnsi="Times New Roman" w:eastAsia="Times New Roman" w:cs="Times New Roman"/>
@@ -2107,6 +2269,17 @@
         </w:rPr>
         <w:t xml:space="preserve"> </w:t>
       </w:r>
+    </w:p>
+    <w:p>
+      <w:pPr>
+        <w:pStyle w:val="Compact"/>
+        <w:numPr>
+          <w:ilvl w:val="0"/>
+          <w:numId w:val="1002"/>
+        </w:numPr>
+        <w:ind w:left="480" w:hanging="480"/>
+        <w:spacing w:before="0" w:after="0"/>
+      </w:pPr>
       <w:r>
         <w:rPr>
           <w:rFonts w:ascii="Times New Roman" w:hAnsi="Times New Roman" w:eastAsia="Times New Roman" w:cs="Times New Roman"/>
@@ -2202,6 +2375,17 @@
         </w:rPr>
         <w:t xml:space="preserve"> </w:t>
       </w:r>
+    </w:p>
+    <w:p>
+      <w:pPr>
+        <w:pStyle w:val="Compact"/>
+        <w:numPr>
+          <w:ilvl w:val="0"/>
+          <w:numId w:val="1002"/>
+        </w:numPr>
+        <w:ind w:left="480" w:hanging="480"/>
+        <w:spacing w:before="0" w:after="36"/>
+      </w:pPr>
       <w:r>
         <w:rPr>
           <w:rFonts w:ascii="Times New Roman" w:hAnsi="Times New Roman" w:eastAsia="Times New Roman" w:cs="Times New Roman"/>
@@ -2292,6 +2476,16 @@
         </m:sSub>
       </m:oMath>
     </w:p>
+    <w:p>
+      <w:pPr>
+        <w:spacing w:before="0" w:after="0"/>
+      </w:pPr>
+    </w:p>
+    <w:p>
+      <w:pPr>
+        <w:spacing w:before="0" w:after="0"/>
+      </w:pPr>
+    </w:p>
     <w:bookmarkEnd w:id="22"/>
     <w:bookmarkStart w:id="24" w:name="第-8-题"/>
     <w:p>
@@ -2442,6 +2636,21 @@
         <w:t>）</w:t>
       </w:r>
     </w:p>
+    <w:p>
+      <w:pPr>
+        <w:spacing w:before="0" w:after="0"/>
+      </w:pPr>
+    </w:p>
+    <w:p>
+      <w:pPr>
+        <w:spacing w:before="0" w:after="0"/>
+      </w:pPr>
+    </w:p>
+    <w:p>
+      <w:pPr>
+        <w:spacing w:before="0" w:after="0"/>
+      </w:pPr>
+    </w:p>
     <w:bookmarkStart w:id="23" w:name="理想气体偏离条件"/>
     <w:p>
       <w:pPr>
@@ -2489,6 +2698,21 @@
         </w:rPr>
         <w:t>？</w:t>
       </w:r>
+    </w:p>
+    <w:p>
+      <w:pPr>
+        <w:spacing w:before="0" w:after="0"/>
+      </w:pPr>
+    </w:p>
+    <w:p>
+      <w:pPr>
+        <w:spacing w:before="0" w:after="0"/>
+      </w:pPr>
+    </w:p>
+    <w:p>
+      <w:pPr>
+        <w:spacing w:before="0" w:after="0"/>
+      </w:pPr>
     </w:p>
     <w:bookmarkEnd w:id="23"/>
     <w:bookmarkEnd w:id="24"/>
@@ -3260,6 +3484,31 @@
         <w:t>。</w:t>
       </w:r>
     </w:p>
+    <w:p>
+      <w:pPr>
+        <w:spacing w:before="0" w:after="0"/>
+      </w:pPr>
+    </w:p>
+    <w:p>
+      <w:pPr>
+        <w:spacing w:before="0" w:after="0"/>
+      </w:pPr>
+    </w:p>
+    <w:p>
+      <w:pPr>
+        <w:spacing w:before="0" w:after="0"/>
+      </w:pPr>
+    </w:p>
+    <w:p>
+      <w:pPr>
+        <w:spacing w:before="0" w:after="0"/>
+      </w:pPr>
+    </w:p>
+    <w:p>
+      <w:pPr>
+        <w:spacing w:before="0" w:after="0"/>
+      </w:pPr>
+    </w:p>
     <w:bookmarkEnd w:id="25"/>
     <w:bookmarkStart w:id="26" w:name="第-10-题"/>
     <w:p>
@@ -3462,6 +3711,31 @@
         <w:t>。</w:t>
       </w:r>
     </w:p>
+    <w:p>
+      <w:pPr>
+        <w:spacing w:before="0" w:after="0"/>
+      </w:pPr>
+    </w:p>
+    <w:p>
+      <w:pPr>
+        <w:spacing w:before="0" w:after="0"/>
+      </w:pPr>
+    </w:p>
+    <w:p>
+      <w:pPr>
+        <w:spacing w:before="0" w:after="0"/>
+      </w:pPr>
+    </w:p>
+    <w:p>
+      <w:pPr>
+        <w:spacing w:before="0" w:after="0"/>
+      </w:pPr>
+    </w:p>
+    <w:p>
+      <w:pPr>
+        <w:spacing w:before="0" w:after="0"/>
+      </w:pPr>
+    </w:p>
     <w:bookmarkEnd w:id="26"/>
     <w:bookmarkStart w:id="27" w:name="第-11-题"/>
     <w:p>
@@ -3549,6 +3823,21 @@
         </w:rPr>
         <w:t>（5.36-5.38）</w:t>
       </w:r>
+    </w:p>
+    <w:p>
+      <w:pPr>
+        <w:spacing w:before="0" w:after="0"/>
+      </w:pPr>
+    </w:p>
+    <w:p>
+      <w:pPr>
+        <w:spacing w:before="0" w:after="0"/>
+      </w:pPr>
+    </w:p>
+    <w:p>
+      <w:pPr>
+        <w:spacing w:before="0" w:after="0"/>
+      </w:pPr>
     </w:p>
     <w:p>
       <w:pPr>
@@ -3881,6 +4170,31 @@
         </w:rPr>
         <w:t>。</w:t>
       </w:r>
+    </w:p>
+    <w:p>
+      <w:pPr>
+        <w:spacing w:before="0" w:after="0"/>
+      </w:pPr>
+    </w:p>
+    <w:p>
+      <w:pPr>
+        <w:spacing w:before="0" w:after="0"/>
+      </w:pPr>
+    </w:p>
+    <w:p>
+      <w:pPr>
+        <w:spacing w:before="0" w:after="0"/>
+      </w:pPr>
+    </w:p>
+    <w:p>
+      <w:pPr>
+        <w:spacing w:before="0" w:after="0"/>
+      </w:pPr>
+    </w:p>
+    <w:p>
+      <w:pPr>
+        <w:spacing w:before="0" w:after="0"/>
+      </w:pPr>
     </w:p>
     <w:bookmarkEnd w:id="28"/>
     <w:bookmarkStart w:id="29" w:name="第-12-题"/>
@@ -4171,6 +4485,21 @@
         </w:rPr>
         <w:t>)。</w:t>
       </w:r>
+    </w:p>
+    <w:p>
+      <w:pPr>
+        <w:spacing w:before="0" w:after="0"/>
+      </w:pPr>
+    </w:p>
+    <w:p>
+      <w:pPr>
+        <w:spacing w:before="0" w:after="0"/>
+      </w:pPr>
+    </w:p>
+    <w:p>
+      <w:pPr>
+        <w:spacing w:before="0" w:after="0"/>
+      </w:pPr>
     </w:p>
     <w:bookmarkEnd w:id="29"/>
     <w:bookmarkStart w:id="30" w:name="第-13-题"/>
@@ -4808,6 +5137,21 @@
         </m:sSub>
       </m:oMath>
     </w:p>
+    <w:p>
+      <w:pPr>
+        <w:spacing w:before="0" w:after="0"/>
+      </w:pPr>
+    </w:p>
+    <w:p>
+      <w:pPr>
+        <w:spacing w:before="0" w:after="0"/>
+      </w:pPr>
+    </w:p>
+    <w:p>
+      <w:pPr>
+        <w:spacing w:before="0" w:after="0"/>
+      </w:pPr>
+    </w:p>
     <w:bookmarkEnd w:id="30"/>
     <w:bookmarkStart w:id="31" w:name="第-14-题"/>
     <w:p>
@@ -5421,6 +5765,21 @@
         <w:t xml:space="preserve">。</w:t>
       </w:r>
     </w:p>
+    <w:p>
+      <w:pPr>
+        <w:spacing w:before="0" w:after="0"/>
+      </w:pPr>
+    </w:p>
+    <w:p>
+      <w:pPr>
+        <w:spacing w:before="0" w:after="0"/>
+      </w:pPr>
+    </w:p>
+    <w:p>
+      <w:pPr>
+        <w:spacing w:before="0" w:after="0"/>
+      </w:pPr>
+    </w:p>
     <w:bookmarkEnd w:id="31"/>
     <w:bookmarkStart w:id="32" w:name="第-15-题"/>
     <w:p>
@@ -5508,6 +5867,21 @@
         </w:rPr>
         <w:t xml:space="preserve">简答题与计算题</w:t>
       </w:r>
+    </w:p>
+    <w:p>
+      <w:pPr>
+        <w:spacing w:before="0" w:after="0"/>
+      </w:pPr>
+    </w:p>
+    <w:p>
+      <w:pPr>
+        <w:spacing w:before="0" w:after="0"/>
+      </w:pPr>
+    </w:p>
+    <w:p>
+      <w:pPr>
+        <w:spacing w:before="0" w:after="0"/>
+      </w:pPr>
     </w:p>
     <w:bookmarkEnd w:id="32"/>
     <w:bookmarkStart w:id="33" w:name="几何异构体"/>
@@ -6835,6 +7209,31 @@
         </w:rPr>
         <w:t>种几何异构体</w:t>
       </w:r>
+    </w:p>
+    <w:p>
+      <w:pPr>
+        <w:spacing w:before="0" w:after="0"/>
+      </w:pPr>
+    </w:p>
+    <w:p>
+      <w:pPr>
+        <w:spacing w:before="0" w:after="0"/>
+      </w:pPr>
+    </w:p>
+    <w:p>
+      <w:pPr>
+        <w:spacing w:before="0" w:after="0"/>
+      </w:pPr>
+    </w:p>
+    <w:p>
+      <w:pPr>
+        <w:spacing w:before="0" w:after="0"/>
+      </w:pPr>
+    </w:p>
+    <w:p>
+      <w:pPr>
+        <w:spacing w:before="0" w:after="0"/>
+      </w:pPr>
     </w:p>
     <w:p>
       <w:pPr>
@@ -7742,6 +8141,31 @@
         </w:rPr>
         <w:t>对旋光异构体</w:t>
       </w:r>
+    </w:p>
+    <w:p>
+      <w:pPr>
+        <w:spacing w:before="0" w:after="0"/>
+      </w:pPr>
+    </w:p>
+    <w:p>
+      <w:pPr>
+        <w:spacing w:before="0" w:after="0"/>
+      </w:pPr>
+    </w:p>
+    <w:p>
+      <w:pPr>
+        <w:spacing w:before="0" w:after="0"/>
+      </w:pPr>
+    </w:p>
+    <w:p>
+      <w:pPr>
+        <w:spacing w:before="0" w:after="0"/>
+      </w:pPr>
+    </w:p>
+    <w:p>
+      <w:pPr>
+        <w:spacing w:before="0" w:after="0"/>
+      </w:pPr>
     </w:p>
     <w:p>
       <w:pPr>
@@ -9643,6 +10067,31 @@
     </w:tbl>
     <w:p>
       <w:pPr>
+        <w:spacing w:before="0" w:after="0"/>
+      </w:pPr>
+    </w:p>
+    <w:p>
+      <w:pPr>
+        <w:spacing w:before="0" w:after="0"/>
+      </w:pPr>
+    </w:p>
+    <w:p>
+      <w:pPr>
+        <w:spacing w:before="0" w:after="0"/>
+      </w:pPr>
+    </w:p>
+    <w:p>
+      <w:pPr>
+        <w:spacing w:before="0" w:after="0"/>
+      </w:pPr>
+    </w:p>
+    <w:p>
+      <w:pPr>
+        <w:spacing w:before="0" w:after="0"/>
+      </w:pPr>
+    </w:p>
+    <w:p>
+      <w:pPr>
         <w:spacing w:before="160" w:after="80"/>
       </w:pPr>
       <w:r>
@@ -10954,6 +11403,31 @@
     </w:tbl>
     <w:p>
       <w:pPr>
+        <w:spacing w:before="0" w:after="0"/>
+      </w:pPr>
+    </w:p>
+    <w:p>
+      <w:pPr>
+        <w:spacing w:before="0" w:after="0"/>
+      </w:pPr>
+    </w:p>
+    <w:p>
+      <w:pPr>
+        <w:spacing w:before="0" w:after="0"/>
+      </w:pPr>
+    </w:p>
+    <w:p>
+      <w:pPr>
+        <w:spacing w:before="0" w:after="0"/>
+      </w:pPr>
+    </w:p>
+    <w:p>
+      <w:pPr>
+        <w:spacing w:before="0" w:after="0"/>
+      </w:pPr>
+    </w:p>
+    <w:p>
+      <w:pPr>
         <w:spacing w:before="160" w:after="80"/>
       </w:pPr>
       <w:r>
@@ -11258,6 +11732,21 @@
         </w:rPr>
         <w:t>。</w:t>
       </w:r>
+    </w:p>
+    <w:p>
+      <w:pPr>
+        <w:spacing w:before="0" w:after="0"/>
+      </w:pPr>
+    </w:p>
+    <w:p>
+      <w:pPr>
+        <w:spacing w:before="0" w:after="0"/>
+      </w:pPr>
+    </w:p>
+    <w:p>
+      <w:pPr>
+        <w:spacing w:before="0" w:after="0"/>
+      </w:pPr>
     </w:p>
     <w:bookmarkEnd w:id="37"/>
     <w:bookmarkStart w:id="38" w:name="第-16-题"/>
@@ -12045,6 +12534,31 @@
         <w:t xml:space="preserve">。</w:t>
       </w:r>
     </w:p>
+    <w:p>
+      <w:pPr>
+        <w:spacing w:before="0" w:after="0"/>
+      </w:pPr>
+    </w:p>
+    <w:p>
+      <w:pPr>
+        <w:spacing w:before="0" w:after="0"/>
+      </w:pPr>
+    </w:p>
+    <w:p>
+      <w:pPr>
+        <w:spacing w:before="0" w:after="0"/>
+      </w:pPr>
+    </w:p>
+    <w:p>
+      <w:pPr>
+        <w:spacing w:before="0" w:after="0"/>
+      </w:pPr>
+    </w:p>
+    <w:p>
+      <w:pPr>
+        <w:spacing w:before="0" w:after="0"/>
+      </w:pPr>
+    </w:p>
     <w:bookmarkEnd w:id="38"/>
     <w:bookmarkStart w:id="39" w:name="第-17-题"/>
     <w:p>
@@ -12438,6 +12952,31 @@
         </w:rPr>
         <w:t xml:space="preserve">习题</w:t>
       </w:r>
+    </w:p>
+    <w:p>
+      <w:pPr>
+        <w:spacing w:before="0" w:after="0"/>
+      </w:pPr>
+    </w:p>
+    <w:p>
+      <w:pPr>
+        <w:spacing w:before="0" w:after="0"/>
+      </w:pPr>
+    </w:p>
+    <w:p>
+      <w:pPr>
+        <w:spacing w:before="0" w:after="0"/>
+      </w:pPr>
+    </w:p>
+    <w:p>
+      <w:pPr>
+        <w:spacing w:before="0" w:after="0"/>
+      </w:pPr>
+    </w:p>
+    <w:p>
+      <w:pPr>
+        <w:spacing w:before="0" w:after="0"/>
+      </w:pPr>
     </w:p>
     <w:bookmarkEnd w:id="39"/>
     <w:bookmarkStart w:id="40" w:name="第-18-题"/>
@@ -13123,6 +13662,46 @@
         </w:rPr>
         <w:t>。</w:t>
       </w:r>
+    </w:p>
+    <w:p>
+      <w:pPr>
+        <w:spacing w:before="0" w:after="0"/>
+      </w:pPr>
+    </w:p>
+    <w:p>
+      <w:pPr>
+        <w:spacing w:before="0" w:after="0"/>
+      </w:pPr>
+    </w:p>
+    <w:p>
+      <w:pPr>
+        <w:spacing w:before="0" w:after="0"/>
+      </w:pPr>
+    </w:p>
+    <w:p>
+      <w:pPr>
+        <w:spacing w:before="0" w:after="0"/>
+      </w:pPr>
+    </w:p>
+    <w:p>
+      <w:pPr>
+        <w:spacing w:before="0" w:after="0"/>
+      </w:pPr>
+    </w:p>
+    <w:p>
+      <w:pPr>
+        <w:spacing w:before="0" w:after="0"/>
+      </w:pPr>
+    </w:p>
+    <w:p>
+      <w:pPr>
+        <w:spacing w:before="0" w:after="0"/>
+      </w:pPr>
+    </w:p>
+    <w:p>
+      <w:pPr>
+        <w:spacing w:before="0" w:after="0"/>
+      </w:pPr>
     </w:p>
     <w:bookmarkEnd w:id="40"/>
     <w:bookmarkStart w:id="41" w:name="第-19-题"/>
@@ -13859,6 +14438,31 @@
         </m:oMath>
       </m:oMathPara>
     </w:p>
+    <w:p>
+      <w:pPr>
+        <w:spacing w:before="0" w:after="0"/>
+      </w:pPr>
+    </w:p>
+    <w:p>
+      <w:pPr>
+        <w:spacing w:before="0" w:after="0"/>
+      </w:pPr>
+    </w:p>
+    <w:p>
+      <w:pPr>
+        <w:spacing w:before="0" w:after="0"/>
+      </w:pPr>
+    </w:p>
+    <w:p>
+      <w:pPr>
+        <w:spacing w:before="0" w:after="0"/>
+      </w:pPr>
+    </w:p>
+    <w:p>
+      <w:pPr>
+        <w:spacing w:before="0" w:after="0"/>
+      </w:pPr>
+    </w:p>
     <w:bookmarkEnd w:id="41"/>
     <w:bookmarkStart w:id="42" w:name="第-20-题"/>
     <w:p>
@@ -14418,6 +15022,31 @@
         </w:rPr>
         <w:t xml:space="preserve">习题</w:t>
       </w:r>
+    </w:p>
+    <w:p>
+      <w:pPr>
+        <w:spacing w:before="0" w:after="0"/>
+      </w:pPr>
+    </w:p>
+    <w:p>
+      <w:pPr>
+        <w:spacing w:before="0" w:after="0"/>
+      </w:pPr>
+    </w:p>
+    <w:p>
+      <w:pPr>
+        <w:spacing w:before="0" w:after="0"/>
+      </w:pPr>
+    </w:p>
+    <w:p>
+      <w:pPr>
+        <w:spacing w:before="0" w:after="0"/>
+      </w:pPr>
+    </w:p>
+    <w:p>
+      <w:pPr>
+        <w:spacing w:before="0" w:after="0"/>
+      </w:pPr>
     </w:p>
     <w:p>
       <w:pPr>

--- a/00-首页/题组Word/第二轮习题集/第二轮习题集-结构化学二-学生版.docx
+++ b/00-首页/题组Word/第二轮习题集/第二轮习题集-结构化学二-学生版.docx
@@ -901,8 +901,8 @@
     <w:p>
       <w:pPr>
         <w:pStyle w:val="BodyText"/>
+        <w:spacing w:before="0" w:after="0"/>
         <w:ind w:left="480" w:hanging="480"/>
-        <w:spacing w:after="0"/>
       </w:pPr>
       <w:r>
         <w:rPr>
@@ -926,58 +926,113 @@
     <w:p>
       <w:pPr>
         <w:pStyle w:val="BodyText"/>
+        <w:spacing w:before="0" w:after="0"/>
         <w:ind w:left="480" w:hanging="480"/>
+      </w:pPr>
+      <w:r>
+        <w:rPr>
+          <w:rFonts w:ascii="Times New Roman" w:hAnsi="Times New Roman" w:eastAsia="Times New Roman" w:cs="Times New Roman"/>
+        </w:rPr>
+        <w:t xml:space="preserve">A. </w:t>
+      </w:r>
+      <w:r>
+        <w:rPr>
+          <w:rFonts w:hint="eastAsia" w:ascii="Times New Roman" w:hAnsi="Times New Roman" w:eastAsia="FangSong" w:cs="Times New Roman"/>
+        </w:rPr>
+        <w:t xml:space="preserve">基态</w:t>
+      </w:r>
+      <w:r>
+        <w:rPr>
+          <w:rFonts w:ascii="Times New Roman" w:hAnsi="Times New Roman" w:eastAsia="Times New Roman" w:cs="Times New Roman"/>
+        </w:rPr>
+        <w:t xml:space="preserve"> Cr </w:t>
+      </w:r>
+      <w:r>
+        <w:rPr>
+          <w:rFonts w:hint="eastAsia" w:ascii="Times New Roman" w:hAnsi="Times New Roman" w:eastAsia="FangSong" w:cs="Times New Roman"/>
+        </w:rPr>
+        <w:t xml:space="preserve">原子的核外电子排布应为</w:t>
+      </w:r>
+      <w:r>
+        <w:rPr>
+          <w:rFonts w:ascii="Times New Roman" w:hAnsi="Times New Roman" w:eastAsia="Times New Roman" w:cs="Times New Roman"/>
+        </w:rPr>
+        <w:t xml:space="preserve"> [Ar]3d</w:t>
+      </w:r>
+      <w:r>
+        <w:rPr>
+          <w:rFonts w:ascii="Times New Roman" w:hAnsi="Times New Roman" w:eastAsia="Times New Roman" w:cs="Times New Roman"/>
+          <w:vertAlign w:val="superscript"/>
+        </w:rPr>
+        <w:t>5</w:t>
+      </w:r>
+      <w:r>
+        <w:rPr>
+          <w:rFonts w:ascii="Times New Roman" w:hAnsi="Times New Roman" w:eastAsia="Times New Roman" w:cs="Times New Roman"/>
+        </w:rPr>
+        <w:t>4s</w:t>
+      </w:r>
+      <w:r>
+        <w:rPr>
+          <w:rFonts w:ascii="Times New Roman" w:hAnsi="Times New Roman" w:eastAsia="Times New Roman" w:cs="Times New Roman"/>
+          <w:vertAlign w:val="superscript"/>
+        </w:rPr>
+        <w:t>1</w:t>
+      </w:r>
+      <w:r>
+        <w:rPr>
+          <w:rFonts w:ascii="Times New Roman" w:hAnsi="Times New Roman" w:eastAsia="Times New Roman" w:cs="Times New Roman"/>
+        </w:rPr>
+        <w:t xml:space="preserve"> </w:t>
+      </w:r>
+      <w:r>
+        <w:rPr>
+          <w:rFonts w:ascii="Times New Roman" w:hAnsi="Times New Roman" w:eastAsia="Times New Roman" w:cs="Times New Roman"/>
+        </w:rPr>
+        <w:t xml:space="preserve">- </w:t>
+      </w:r>
+    </w:p>
+    <w:p>
+      <w:pPr>
+        <w:pStyle w:val="BodyText"/>
         <w:spacing w:before="0" w:after="0"/>
-      </w:pPr>
-      <w:r>
-        <w:rPr>
-          <w:rFonts w:ascii="Times New Roman" w:hAnsi="Times New Roman" w:eastAsia="Times New Roman" w:cs="Times New Roman"/>
-        </w:rPr>
-        <w:t xml:space="preserve">A. </w:t>
-      </w:r>
-      <w:r>
-        <w:rPr>
-          <w:rFonts w:hint="eastAsia" w:ascii="Times New Roman" w:hAnsi="Times New Roman" w:eastAsia="FangSong" w:cs="Times New Roman"/>
-        </w:rPr>
-        <w:t xml:space="preserve">基态</w:t>
-      </w:r>
-      <w:r>
-        <w:rPr>
-          <w:rFonts w:ascii="Times New Roman" w:hAnsi="Times New Roman" w:eastAsia="Times New Roman" w:cs="Times New Roman"/>
-        </w:rPr>
-        <w:t xml:space="preserve"> Cr </w:t>
-      </w:r>
-      <w:r>
-        <w:rPr>
-          <w:rFonts w:hint="eastAsia" w:ascii="Times New Roman" w:hAnsi="Times New Roman" w:eastAsia="FangSong" w:cs="Times New Roman"/>
-        </w:rPr>
-        <w:t xml:space="preserve">原子的核外电子排布应为</w:t>
-      </w:r>
-      <w:r>
-        <w:rPr>
-          <w:rFonts w:ascii="Times New Roman" w:hAnsi="Times New Roman" w:eastAsia="Times New Roman" w:cs="Times New Roman"/>
-        </w:rPr>
-        <w:t xml:space="preserve"> [Ar]3d</w:t>
-      </w:r>
-      <w:r>
-        <w:rPr>
-          <w:rFonts w:ascii="Times New Roman" w:hAnsi="Times New Roman" w:eastAsia="Times New Roman" w:cs="Times New Roman"/>
-          <w:vertAlign w:val="superscript"/>
-        </w:rPr>
-        <w:t>5</w:t>
-      </w:r>
-      <w:r>
-        <w:rPr>
-          <w:rFonts w:ascii="Times New Roman" w:hAnsi="Times New Roman" w:eastAsia="Times New Roman" w:cs="Times New Roman"/>
-        </w:rPr>
-        <w:t>4s</w:t>
-      </w:r>
-      <w:r>
-        <w:rPr>
-          <w:rFonts w:ascii="Times New Roman" w:hAnsi="Times New Roman" w:eastAsia="Times New Roman" w:cs="Times New Roman"/>
-          <w:vertAlign w:val="superscript"/>
-        </w:rPr>
-        <w:t>1</w:t>
+        <w:ind w:left="480" w:hanging="480"/>
+      </w:pPr>
+      <w:r>
+        <w:rPr>
+          <w:rFonts w:ascii="Times New Roman" w:hAnsi="Times New Roman" w:eastAsia="Times New Roman" w:cs="Times New Roman"/>
+        </w:rPr>
+        <w:t xml:space="preserve">B. 4s </w:t>
+      </w:r>
+      <w:r>
+        <w:rPr>
+          <w:rFonts w:hint="eastAsia" w:ascii="Times New Roman" w:hAnsi="Times New Roman" w:eastAsia="FangSong" w:cs="Times New Roman"/>
+        </w:rPr>
+        <w:t>电子能量较高</w:t>
+      </w:r>
+      <w:r>
+        <w:rPr>
+          <w:rFonts w:hint="eastAsia" w:ascii="Times New Roman" w:hAnsi="Times New Roman" w:eastAsia="Times New Roman" w:cs="Times New Roman"/>
+        </w:rPr>
+        <w:t>，</w:t>
+      </w:r>
+      <w:r>
+        <w:rPr>
+          <w:rFonts w:hint="eastAsia" w:ascii="Times New Roman" w:hAnsi="Times New Roman" w:eastAsia="FangSong" w:cs="Times New Roman"/>
+        </w:rPr>
+        <w:t>总是在比</w:t>
+      </w:r>
+      <w:r>
+        <w:rPr>
+          <w:rFonts w:ascii="Times New Roman" w:hAnsi="Times New Roman" w:eastAsia="Times New Roman" w:cs="Times New Roman"/>
+        </w:rPr>
+        <w:t xml:space="preserve"> 3s </w:t>
+      </w:r>
+      <w:r>
+        <w:rPr>
+          <w:rFonts w:hint="eastAsia" w:ascii="Times New Roman" w:hAnsi="Times New Roman" w:eastAsia="FangSong" w:cs="Times New Roman"/>
+        </w:rPr>
+        <w:t xml:space="preserve">电子离核更远的地方运动</w:t>
       </w:r>
       <w:r>
         <w:rPr>
@@ -995,106 +1050,51 @@
     <w:p>
       <w:pPr>
         <w:pStyle w:val="BodyText"/>
+        <w:spacing w:before="0" w:after="0"/>
         <w:ind w:left="480" w:hanging="480"/>
+      </w:pPr>
+      <w:r>
+        <w:rPr>
+          <w:rFonts w:ascii="Times New Roman" w:hAnsi="Times New Roman" w:eastAsia="Times New Roman" w:cs="Times New Roman"/>
+        </w:rPr>
+        <w:t xml:space="preserve">C. Cr </w:t>
+      </w:r>
+      <w:r>
+        <w:rPr>
+          <w:rFonts w:hint="eastAsia" w:ascii="Times New Roman" w:hAnsi="Times New Roman" w:eastAsia="FangSong" w:cs="Times New Roman"/>
+        </w:rPr>
+        <w:t>原子电负性比钾高</w:t>
+      </w:r>
+      <w:r>
+        <w:rPr>
+          <w:rFonts w:hint="eastAsia" w:ascii="Times New Roman" w:hAnsi="Times New Roman" w:eastAsia="Times New Roman" w:cs="Times New Roman"/>
+        </w:rPr>
+        <w:t>，</w:t>
+      </w:r>
+      <w:r>
+        <w:rPr>
+          <w:rFonts w:hint="eastAsia" w:ascii="Times New Roman" w:hAnsi="Times New Roman" w:eastAsia="FangSong" w:cs="Times New Roman"/>
+        </w:rPr>
+        <w:t>原子对键合电子的吸引力比钾大</w:t>
+      </w:r>
+      <w:r>
+        <w:rPr>
+          <w:rFonts w:ascii="Times New Roman" w:hAnsi="Times New Roman" w:eastAsia="Times New Roman" w:cs="Times New Roman"/>
+        </w:rPr>
+        <w:t xml:space="preserve"> </w:t>
+      </w:r>
+      <w:r>
+        <w:rPr>
+          <w:rFonts w:ascii="Times New Roman" w:hAnsi="Times New Roman" w:eastAsia="Times New Roman" w:cs="Times New Roman"/>
+        </w:rPr>
+        <w:t>- </w:t>
+      </w:r>
+    </w:p>
+    <w:p>
+      <w:pPr>
+        <w:pStyle w:val="BodyText"/>
         <w:spacing w:before="0" w:after="0"/>
-      </w:pPr>
-      <w:r>
-        <w:rPr>
-          <w:rFonts w:ascii="Times New Roman" w:hAnsi="Times New Roman" w:eastAsia="Times New Roman" w:cs="Times New Roman"/>
-        </w:rPr>
-        <w:t xml:space="preserve">B. 4s </w:t>
-      </w:r>
-      <w:r>
-        <w:rPr>
-          <w:rFonts w:hint="eastAsia" w:ascii="Times New Roman" w:hAnsi="Times New Roman" w:eastAsia="FangSong" w:cs="Times New Roman"/>
-        </w:rPr>
-        <w:t>电子能量较高</w:t>
-      </w:r>
-      <w:r>
-        <w:rPr>
-          <w:rFonts w:hint="eastAsia" w:ascii="Times New Roman" w:hAnsi="Times New Roman" w:eastAsia="Times New Roman" w:cs="Times New Roman"/>
-        </w:rPr>
-        <w:t>，</w:t>
-      </w:r>
-      <w:r>
-        <w:rPr>
-          <w:rFonts w:hint="eastAsia" w:ascii="Times New Roman" w:hAnsi="Times New Roman" w:eastAsia="FangSong" w:cs="Times New Roman"/>
-        </w:rPr>
-        <w:t>总是在比</w:t>
-      </w:r>
-      <w:r>
-        <w:rPr>
-          <w:rFonts w:ascii="Times New Roman" w:hAnsi="Times New Roman" w:eastAsia="Times New Roman" w:cs="Times New Roman"/>
-        </w:rPr>
-        <w:t xml:space="preserve"> 3s </w:t>
-      </w:r>
-      <w:r>
-        <w:rPr>
-          <w:rFonts w:hint="eastAsia" w:ascii="Times New Roman" w:hAnsi="Times New Roman" w:eastAsia="FangSong" w:cs="Times New Roman"/>
-        </w:rPr>
-        <w:t xml:space="preserve">电子离核更远的地方运动</w:t>
-      </w:r>
-      <w:r>
-        <w:rPr>
-          <w:rFonts w:ascii="Times New Roman" w:hAnsi="Times New Roman" w:eastAsia="Times New Roman" w:cs="Times New Roman"/>
-        </w:rPr>
-        <w:t xml:space="preserve"> </w:t>
-      </w:r>
-      <w:r>
-        <w:rPr>
-          <w:rFonts w:ascii="Times New Roman" w:hAnsi="Times New Roman" w:eastAsia="Times New Roman" w:cs="Times New Roman"/>
-        </w:rPr>
-        <w:t xml:space="preserve">- </w:t>
-      </w:r>
-    </w:p>
-    <w:p>
-      <w:pPr>
-        <w:pStyle w:val="BodyText"/>
         <w:ind w:left="480" w:hanging="480"/>
-        <w:spacing w:before="0" w:after="0"/>
-      </w:pPr>
-      <w:r>
-        <w:rPr>
-          <w:rFonts w:ascii="Times New Roman" w:hAnsi="Times New Roman" w:eastAsia="Times New Roman" w:cs="Times New Roman"/>
-        </w:rPr>
-        <w:t xml:space="preserve">C. Cr </w:t>
-      </w:r>
-      <w:r>
-        <w:rPr>
-          <w:rFonts w:hint="eastAsia" w:ascii="Times New Roman" w:hAnsi="Times New Roman" w:eastAsia="FangSong" w:cs="Times New Roman"/>
-        </w:rPr>
-        <w:t>原子电负性比钾高</w:t>
-      </w:r>
-      <w:r>
-        <w:rPr>
-          <w:rFonts w:hint="eastAsia" w:ascii="Times New Roman" w:hAnsi="Times New Roman" w:eastAsia="Times New Roman" w:cs="Times New Roman"/>
-        </w:rPr>
-        <w:t>，</w:t>
-      </w:r>
-      <w:r>
-        <w:rPr>
-          <w:rFonts w:hint="eastAsia" w:ascii="Times New Roman" w:hAnsi="Times New Roman" w:eastAsia="FangSong" w:cs="Times New Roman"/>
-        </w:rPr>
-        <w:t>原子对键合电子的吸引力比钾大</w:t>
-      </w:r>
-      <w:r>
-        <w:rPr>
-          <w:rFonts w:ascii="Times New Roman" w:hAnsi="Times New Roman" w:eastAsia="Times New Roman" w:cs="Times New Roman"/>
-        </w:rPr>
-        <w:t xml:space="preserve"> </w:t>
-      </w:r>
-      <w:r>
-        <w:rPr>
-          <w:rFonts w:ascii="Times New Roman" w:hAnsi="Times New Roman" w:eastAsia="Times New Roman" w:cs="Times New Roman"/>
-        </w:rPr>
-        <w:t>- </w:t>
-      </w:r>
-    </w:p>
-    <w:p>
-      <w:pPr>
-        <w:pStyle w:val="BodyText"/>
-        <w:ind w:left="480" w:hanging="480"/>
-        <w:spacing w:before="0" w:after="180"/>
       </w:pPr>
       <w:r>
         <w:rPr>
@@ -1695,6 +1695,7 @@
     <w:p>
       <w:pPr>
         <w:pStyle w:val="Compact"/>
+        <w:spacing w:before="0" w:after="0"/>
       </w:pPr>
       <w:r>
         <w:rPr>
@@ -1742,6 +1743,7 @@
     <w:p>
       <w:pPr>
         <w:pStyle w:val="Compact"/>
+        <w:spacing w:before="0" w:after="0"/>
       </w:pPr>
       <w:r>
         <w:rPr>
@@ -1784,6 +1786,7 @@
     <w:p>
       <w:pPr>
         <w:pStyle w:val="Compact"/>
+        <w:spacing w:before="0" w:after="0"/>
       </w:pPr>
       <w:r>
         <w:rPr>
@@ -1807,6 +1810,7 @@
     <w:p>
       <w:pPr>
         <w:pStyle w:val="Compact"/>
+        <w:spacing w:before="0" w:after="0"/>
       </w:pPr>
       <w:r>
         <w:rPr>
@@ -2024,8 +2028,8 @@
           <w:ilvl w:val="0"/>
           <w:numId w:val="1002"/>
         </w:numPr>
+        <w:spacing w:before="0" w:after="0"/>
         <w:ind w:left="480" w:hanging="480"/>
-        <w:spacing w:after="0"/>
       </w:pPr>
       <w:r>
         <w:rPr>
@@ -2065,8 +2069,8 @@
           <w:ilvl w:val="0"/>
           <w:numId w:val="1002"/>
         </w:numPr>
+        <w:spacing w:before="0" w:after="0"/>
         <w:ind w:left="480" w:hanging="480"/>
-        <w:spacing w:before="0" w:after="0"/>
       </w:pPr>
       <w:r>
         <w:rPr>
@@ -2171,8 +2175,8 @@
           <w:ilvl w:val="0"/>
           <w:numId w:val="1002"/>
         </w:numPr>
+        <w:spacing w:before="0" w:after="0"/>
         <w:ind w:left="480" w:hanging="480"/>
-        <w:spacing w:before="0" w:after="0"/>
       </w:pPr>
       <w:r>
         <w:rPr>
@@ -2277,8 +2281,8 @@
           <w:ilvl w:val="0"/>
           <w:numId w:val="1002"/>
         </w:numPr>
+        <w:spacing w:before="0" w:after="0"/>
         <w:ind w:left="480" w:hanging="480"/>
-        <w:spacing w:before="0" w:after="0"/>
       </w:pPr>
       <w:r>
         <w:rPr>
@@ -2383,8 +2387,8 @@
           <w:ilvl w:val="0"/>
           <w:numId w:val="1002"/>
         </w:numPr>
+        <w:spacing w:before="0" w:after="0"/>
         <w:ind w:left="480" w:hanging="480"/>
-        <w:spacing w:before="0" w:after="36"/>
       </w:pPr>
       <w:r>
         <w:rPr>
@@ -8232,6 +8236,14 @@
         <w:tblStyle w:val="Table"/>
         <w:tblW w:type="pct" w:w="5000"/>
         <w:tblLayout w:type="fixed"/>
+        <w:tblBorders>
+          <w:top w:val="single" w:sz="12" w:space="0" w:color="000000"/>
+          <w:left w:val="none" w:sz="0" w:space="0" w:color="auto"/>
+          <w:bottom w:val="single" w:sz="12" w:space="0" w:color="000000"/>
+          <w:right w:val="none" w:sz="0" w:space="0" w:color="auto"/>
+          <w:insideH w:val="none" w:sz="0" w:space="0" w:color="auto"/>
+          <w:insideV w:val="none" w:sz="0" w:space="0" w:color="auto"/>
+        </w:tblBorders>
         <w:tblLook w:firstRow="1" w:lastRow="0" w:firstColumn="0" w:lastColumn="0" w:noHBand="0" w:noVBand="0" w:val="0020"/>
       </w:tblPr>
       <w:tblGrid>
@@ -8247,7 +8259,11 @@
           <w:tblHeader w:val="on"/>
         </w:trPr>
         <w:tc>
-          <w:tcPr/>
+          <w:tcPr>
+            <w:tcBorders>
+              <w:bottom w:val="single" w:sz="8" w:space="0" w:color="000000"/>
+            </w:tcBorders>
+          </w:tcPr>
           <w:p>
             <w:pPr>
               <w:pStyle w:val="Compact"/>
@@ -8263,7 +8279,11 @@
           </w:p>
         </w:tc>
         <w:tc>
-          <w:tcPr/>
+          <w:tcPr>
+            <w:tcBorders>
+              <w:bottom w:val="single" w:sz="8" w:space="0" w:color="000000"/>
+            </w:tcBorders>
+          </w:tcPr>
           <w:p>
             <w:pPr>
               <w:pStyle w:val="Compact"/>
@@ -8279,7 +8299,11 @@
           </w:p>
         </w:tc>
         <w:tc>
-          <w:tcPr/>
+          <w:tcPr>
+            <w:tcBorders>
+              <w:bottom w:val="single" w:sz="8" w:space="0" w:color="000000"/>
+            </w:tcBorders>
+          </w:tcPr>
           <w:p>
             <w:pPr>
               <w:pStyle w:val="Compact"/>
@@ -8295,7 +8319,11 @@
           </w:p>
         </w:tc>
         <w:tc>
-          <w:tcPr/>
+          <w:tcPr>
+            <w:tcBorders>
+              <w:bottom w:val="single" w:sz="8" w:space="0" w:color="000000"/>
+            </w:tcBorders>
+          </w:tcPr>
           <w:p>
             <w:pPr>
               <w:pStyle w:val="Compact"/>
@@ -8311,7 +8339,11 @@
           </w:p>
         </w:tc>
         <w:tc>
-          <w:tcPr/>
+          <w:tcPr>
+            <w:tcBorders>
+              <w:bottom w:val="single" w:sz="8" w:space="0" w:color="000000"/>
+            </w:tcBorders>
+          </w:tcPr>
           <w:p>
             <w:pPr>
               <w:pStyle w:val="Compact"/>
@@ -8327,7 +8359,11 @@
           </w:p>
         </w:tc>
         <w:tc>
-          <w:tcPr/>
+          <w:tcPr>
+            <w:tcBorders>
+              <w:bottom w:val="single" w:sz="8" w:space="0" w:color="000000"/>
+            </w:tcBorders>
+          </w:tcPr>
           <w:p>
             <w:pPr>
               <w:pStyle w:val="Compact"/>
@@ -10155,6 +10191,14 @@
         <w:tblStyle w:val="Table"/>
         <w:tblW w:type="pct" w:w="5000"/>
         <w:tblLayout w:type="fixed"/>
+        <w:tblBorders>
+          <w:top w:val="single" w:sz="12" w:space="0" w:color="000000"/>
+          <w:left w:val="none" w:sz="0" w:space="0" w:color="auto"/>
+          <w:bottom w:val="single" w:sz="12" w:space="0" w:color="000000"/>
+          <w:right w:val="none" w:sz="0" w:space="0" w:color="auto"/>
+          <w:insideH w:val="none" w:sz="0" w:space="0" w:color="auto"/>
+          <w:insideV w:val="none" w:sz="0" w:space="0" w:color="auto"/>
+        </w:tblBorders>
         <w:tblLook w:firstRow="1" w:lastRow="0" w:firstColumn="0" w:lastColumn="0" w:noHBand="0" w:noVBand="0" w:val="0020"/>
       </w:tblPr>
       <w:tblGrid>
@@ -10170,7 +10214,11 @@
           <w:tblHeader w:val="on"/>
         </w:trPr>
         <w:tc>
-          <w:tcPr/>
+          <w:tcPr>
+            <w:tcBorders>
+              <w:bottom w:val="single" w:sz="8" w:space="0" w:color="000000"/>
+            </w:tcBorders>
+          </w:tcPr>
           <w:p>
             <w:pPr>
               <w:pStyle w:val="Compact"/>
@@ -10186,7 +10234,11 @@
           </w:p>
         </w:tc>
         <w:tc>
-          <w:tcPr/>
+          <w:tcPr>
+            <w:tcBorders>
+              <w:bottom w:val="single" w:sz="8" w:space="0" w:color="000000"/>
+            </w:tcBorders>
+          </w:tcPr>
           <w:p>
             <w:pPr>
               <w:pStyle w:val="Compact"/>
@@ -10202,7 +10254,11 @@
           </w:p>
         </w:tc>
         <w:tc>
-          <w:tcPr/>
+          <w:tcPr>
+            <w:tcBorders>
+              <w:bottom w:val="single" w:sz="8" w:space="0" w:color="000000"/>
+            </w:tcBorders>
+          </w:tcPr>
           <w:p>
             <w:pPr>
               <w:pStyle w:val="Compact"/>
@@ -10218,7 +10274,11 @@
           </w:p>
         </w:tc>
         <w:tc>
-          <w:tcPr/>
+          <w:tcPr>
+            <w:tcBorders>
+              <w:bottom w:val="single" w:sz="8" w:space="0" w:color="000000"/>
+            </w:tcBorders>
+          </w:tcPr>
           <w:p>
             <w:pPr>
               <w:pStyle w:val="Compact"/>
@@ -10234,7 +10294,11 @@
           </w:p>
         </w:tc>
         <w:tc>
-          <w:tcPr/>
+          <w:tcPr>
+            <w:tcBorders>
+              <w:bottom w:val="single" w:sz="8" w:space="0" w:color="000000"/>
+            </w:tcBorders>
+          </w:tcPr>
           <w:p>
             <w:pPr>
               <w:pStyle w:val="Compact"/>
@@ -10271,7 +10335,11 @@
           </w:p>
         </w:tc>
         <w:tc>
-          <w:tcPr/>
+          <w:tcPr>
+            <w:tcBorders>
+              <w:bottom w:val="single" w:sz="8" w:space="0" w:color="000000"/>
+            </w:tcBorders>
+          </w:tcPr>
           <w:p>
             <w:pPr>
               <w:pStyle w:val="Compact"/>
@@ -15921,7 +15989,7 @@
     <ns0:rPr>
       <ns0:rFonts ns0:ascii="Times New Roman" ns0:cs="Times New Roman" ns0:eastAsia="SimHei" ns0:hAnsi="Times New Roman"/>
       <ns0:b/>
-      <ns0:color ns0:val="17324D"/>
+      <ns0:color ns0:val="000000"/>
       <ns0:sz ns0:val="44"/>
       <ns0:szCs ns0:val="56"/>
     </ns0:rPr>
@@ -16063,7 +16131,7 @@
     <ns0:rPr>
       <ns0:rFonts ns0:ascii="Times New Roman" ns0:cs="Times New Roman" ns0:eastAsia="SimHei" ns0:hAnsi="Times New Roman"/>
       <ns0:b/>
-      <ns0:color ns0:val="17324D"/>
+      <ns0:color ns0:val="000000"/>
       <ns0:sz ns0:val="32"/>
       <ns0:szCs ns0:val="40"/>
     </ns0:rPr>
@@ -16087,7 +16155,7 @@
     <ns0:rPr>
       <ns0:rFonts ns0:ascii="Times New Roman" ns0:cs="Times New Roman" ns0:eastAsia="SimHei" ns0:hAnsi="Times New Roman"/>
       <ns0:b/>
-      <ns0:color ns0:val="17324D"/>
+      <ns0:color ns0:val="000000"/>
       <ns0:sz ns0:val="28"/>
       <ns0:szCs ns0:val="32"/>
     </ns0:rPr>
@@ -16111,7 +16179,7 @@
     <ns0:rPr>
       <ns0:rFonts ns0:ascii="Times New Roman" ns0:cs="Times New Roman" ns0:eastAsia="SimHei" ns0:hAnsi="Times New Roman"/>
       <ns0:b/>
-      <ns0:color ns0:val="17324D"/>
+      <ns0:color ns0:val="000000"/>
       <ns0:sz ns0:val="25"/>
       <ns0:szCs ns0:val="28"/>
     </ns0:rPr>
